--- a/企业AI培训_交付包/初级课程_完整交付包/README_目录说明.docx
+++ b/企业AI培训_交付包/初级课程_完整交付包/README_目录说明.docx
@@ -2,7 +2,7 @@
 <file path=word/document.xml><?xml version="1.0" encoding="utf-8"?>
 <w:document xmlns:w="http://schemas.openxmlformats.org/wordprocessingml/2006/main" xmlns:m="http://schemas.openxmlformats.org/officeDocument/2006/math" xmlns:r="http://schemas.openxmlformats.org/officeDocument/2006/relationships" xmlns:o="urn:schemas-microsoft-com:office:office" xmlns:v="urn:schemas-microsoft-com:vml" xmlns:w10="urn:schemas-microsoft-com:office:word" xmlns:a="http://schemas.openxmlformats.org/drawingml/2006/main" xmlns:pic="http://schemas.openxmlformats.org/drawingml/2006/picture" xmlns:wp="http://schemas.openxmlformats.org/drawingml/2006/wordprocessingDrawing">
   <w:body>
-    <w:bookmarkStart w:id="14" w:name="ai-通识培训--初级课程完整交付包企业版-v30--人人版-v23"/>
+    <w:bookmarkStart w:id="14" w:name="ai-通识培训-初级课程完整交付包企业版-v3.0"/>
     <w:p>
       <w:pPr>
         <w:pStyle w:val="Heading1"/>
@@ -26,22 +26,13 @@
         <w:t xml:space="preserve">初级课程完整交付包（企业版</w:t>
       </w:r>
       <w:r>
-        <w:t xml:space="preserve"> v3.0 / </w:t>
-      </w:r>
-      <w:r>
-        <w:rPr>
-          <w:rFonts w:hint="eastAsia"/>
-        </w:rPr>
-        <w:t xml:space="preserve">人人版</w:t>
-      </w:r>
-      <w:r>
-        <w:t xml:space="preserve"> </w:t>
-      </w:r>
-      <w:r>
-        <w:rPr>
-          <w:rFonts w:hint="eastAsia"/>
-        </w:rPr>
-        <w:t xml:space="preserve">v2.3）</w:t>
+        <w:t xml:space="preserve"> </w:t>
+      </w:r>
+      <w:r>
+        <w:rPr>
+          <w:rFonts w:hint="eastAsia"/>
+        </w:rPr>
+        <w:t xml:space="preserve">v3.0）</w:t>
       </w:r>
     </w:p>
     <w:p>
@@ -60,527 +51,557 @@
           <w:b/>
           <w:bCs/>
         </w:rPr>
+        <w:t xml:space="preserve">企业五大岗位</w:t>
+      </w:r>
+      <w:r>
+        <w:rPr>
+          <w:rFonts w:hint="eastAsia"/>
+        </w:rPr>
+        <w:t xml:space="preserve">（行政/业务/技术/市场/管理层，零代码、岗位即落地）；人人版</w:t>
+      </w:r>
+      <w:r>
+        <w:t xml:space="preserve"> </w:t>
+      </w:r>
+      <w:r>
+        <w:rPr>
+          <w:rFonts w:hint="eastAsia"/>
+        </w:rPr>
+        <w:t xml:space="preserve">v2.3（高校/学校/企业三类群体）已于</w:t>
+      </w:r>
+      <w:r>
+        <w:t xml:space="preserve"> 2026-09-02 </w:t>
+      </w:r>
+      <w:r>
+        <w:rPr>
+          <w:rFonts w:hint="eastAsia"/>
+        </w:rPr>
+        <w:t xml:space="preserve">删除，不再维护</w:t>
+      </w:r>
+      <w:r>
+        <w:t xml:space="preserve"> </w:t>
+      </w:r>
+      <w:r>
+        <w:rPr>
+          <w:rFonts w:hint="eastAsia"/>
+        </w:rPr>
+        <w:t xml:space="preserve">形态：通用基础</w:t>
+      </w:r>
+      <w:r>
+        <w:t xml:space="preserve"> 7 </w:t>
+      </w:r>
+      <w:r>
+        <w:rPr>
+          <w:rFonts w:hint="eastAsia"/>
+        </w:rPr>
+        <w:t xml:space="preserve">章节</w:t>
+      </w:r>
+      <w:r>
+        <w:t xml:space="preserve"> ·</w:t>
+      </w:r>
+      <w:r>
+        <w:t xml:space="preserve"> </w:t>
+      </w:r>
+      <w:r>
+        <w:rPr>
+          <w:b/>
+          <w:bCs/>
+        </w:rPr>
+        <w:t xml:space="preserve">PPT 44 </w:t>
+      </w:r>
+      <w:r>
+        <w:rPr>
+          <w:rFonts w:hint="eastAsia"/>
+          <w:b/>
+          <w:bCs/>
+        </w:rPr>
+        <w:t xml:space="preserve">页</w:t>
+      </w:r>
+      <w:r>
+        <w:t xml:space="preserve"> </w:t>
+      </w:r>
+      <w:r>
+        <w:t xml:space="preserve">· </w:t>
+      </w:r>
+      <w:r>
+        <w:rPr>
+          <w:rFonts w:hint="eastAsia"/>
+        </w:rPr>
+        <w:t xml:space="preserve">三档课表（90</w:t>
+      </w:r>
+      <w:r>
+        <w:t xml:space="preserve"> </w:t>
+      </w:r>
+      <w:r>
+        <w:rPr>
+          <w:rFonts w:hint="eastAsia"/>
+        </w:rPr>
+        <w:t xml:space="preserve">分钟讲座版</w:t>
+      </w:r>
+      <w:r>
+        <w:t xml:space="preserve"> / 3.5h </w:t>
+      </w:r>
+      <w:r>
+        <w:rPr>
+          <w:rFonts w:hint="eastAsia"/>
+        </w:rPr>
+        <w:t xml:space="preserve">半天版</w:t>
+      </w:r>
+      <w:r>
+        <w:t xml:space="preserve"> / 7h </w:t>
+      </w:r>
+      <w:r>
+        <w:rPr>
+          <w:rFonts w:hint="eastAsia"/>
+        </w:rPr>
+        <w:t xml:space="preserve">一天版）</w:t>
+      </w:r>
+      <w:r>
+        <w:t xml:space="preserve"> </w:t>
+      </w:r>
+      <w:r>
+        <w:rPr>
+          <w:rFonts w:hint="eastAsia"/>
+        </w:rPr>
+        <w:t xml:space="preserve">版本：2026-08-27（v2.1）｜</w:t>
+      </w:r>
+      <w:r>
+        <w:t xml:space="preserve"> </w:t>
+      </w:r>
+      <w:r>
+        <w:rPr>
+          <w:rFonts w:hint="eastAsia"/>
+        </w:rPr>
+        <w:t xml:space="preserve">2026-08-31（v2</w:t>
+      </w:r>
+      <w:r>
+        <w:t xml:space="preserve"> PPT </w:t>
+      </w:r>
+      <w:r>
+        <w:rPr>
+          <w:rFonts w:hint="eastAsia"/>
+        </w:rPr>
+        <w:t xml:space="preserve">唯一真源）｜</w:t>
+      </w:r>
+      <w:r>
+        <w:t xml:space="preserve"> </w:t>
+      </w:r>
+      <w:r>
+        <w:rPr>
+          <w:rFonts w:hint="eastAsia"/>
+        </w:rPr>
+        <w:t xml:space="preserve">2026-09-01（v2.2</w:t>
+      </w:r>
+      <w:r>
+        <w:t xml:space="preserve"> </w:t>
+      </w:r>
+      <w:r>
+        <w:rPr>
+          <w:rFonts w:hint="eastAsia"/>
+        </w:rPr>
+        <w:t xml:space="preserve">开篇</w:t>
+      </w:r>
+      <w:r>
+        <w:t xml:space="preserve"> 3 </w:t>
+      </w:r>
+      <w:r>
+        <w:rPr>
+          <w:rFonts w:hint="eastAsia"/>
+        </w:rPr>
+        <w:t xml:space="preserve">页</w:t>
+      </w:r>
+      <w:r>
+        <w:t xml:space="preserve"> / v2.3 </w:t>
+      </w:r>
+      <w:r>
+        <w:rPr>
+          <w:rFonts w:hint="eastAsia"/>
+        </w:rPr>
+        <w:t xml:space="preserve">安全</w:t>
+      </w:r>
+      <w:r>
+        <w:t xml:space="preserve"> 2 </w:t>
+      </w:r>
+      <w:r>
+        <w:rPr>
+          <w:rFonts w:hint="eastAsia"/>
+        </w:rPr>
+        <w:t xml:space="preserve">页，38</w:t>
+      </w:r>
+      <w:r>
+        <w:t xml:space="preserve"> </w:t>
+      </w:r>
+      <w:r>
+        <w:rPr>
+          <w:rFonts w:hint="eastAsia"/>
+        </w:rPr>
+        <w:t xml:space="preserve">页）｜</w:t>
+      </w:r>
+      <w:r>
+        <w:t xml:space="preserve"> </w:t>
+      </w:r>
+      <w:r>
+        <w:rPr>
+          <w:rFonts w:hint="eastAsia"/>
+          <w:b/>
+          <w:bCs/>
+        </w:rPr>
+        <w:t xml:space="preserve">2026-09-01：企业版</w:t>
+      </w:r>
+      <w:r>
+        <w:rPr>
+          <w:b/>
+          <w:bCs/>
+        </w:rPr>
+        <w:t xml:space="preserve"> v3.0——PPT1 </w:t>
+      </w:r>
+      <w:r>
+        <w:rPr>
+          <w:rFonts w:hint="eastAsia"/>
+          <w:b/>
+          <w:bCs/>
+        </w:rPr>
+        <w:t xml:space="preserve">升级为</w:t>
+      </w:r>
+      <w:r>
+        <w:rPr>
+          <w:b/>
+          <w:bCs/>
+        </w:rPr>
+        <w:t xml:space="preserve"> </w:t>
+      </w:r>
+      <w:r>
+        <w:rPr>
+          <w:rStyle w:val="VerbatimChar"/>
+          <w:rFonts w:hint="eastAsia"/>
+          <w:b/>
+          <w:bCs/>
+        </w:rPr>
+        <w:t xml:space="preserve">通用基础_PPT1_v3.pptx</w:t>
+      </w:r>
+      <w:r>
+        <w:rPr>
+          <w:rFonts w:hint="eastAsia"/>
+          <w:b/>
+          <w:bCs/>
+        </w:rPr>
+        <w:t xml:space="preserve">（44</w:t>
+      </w:r>
+      <w:r>
+        <w:rPr>
+          <w:b/>
+          <w:bCs/>
+        </w:rPr>
+        <w:t xml:space="preserve"> </w:t>
+      </w:r>
+      <w:r>
+        <w:rPr>
+          <w:rFonts w:hint="eastAsia"/>
+          <w:b/>
+          <w:bCs/>
+        </w:rPr>
+        <w:t xml:space="preserve">页）：新增</w:t>
+      </w:r>
+      <w:r>
+        <w:rPr>
+          <w:b/>
+          <w:bCs/>
+        </w:rPr>
+        <w:t xml:space="preserve"> 6 </w:t>
+      </w:r>
+      <w:r>
+        <w:rPr>
+          <w:rFonts w:hint="eastAsia"/>
+          <w:b/>
+          <w:bCs/>
+        </w:rPr>
+        <w:t xml:space="preserve">页（P15</w:t>
+      </w:r>
+      <w:r>
+        <w:rPr>
+          <w:b/>
+          <w:bCs/>
+        </w:rPr>
+        <w:t xml:space="preserve"> </w:t>
+      </w:r>
+      <w:r>
+        <w:rPr>
+          <w:rFonts w:hint="eastAsia"/>
+          <w:b/>
+          <w:bCs/>
+        </w:rPr>
+        <w:t xml:space="preserve">参数五档</w:t>
+      </w:r>
+      <w:r>
+        <w:rPr>
+          <w:b/>
+          <w:bCs/>
+        </w:rPr>
+        <w:t xml:space="preserve"> / P16 MoE / P22 </w:t>
+      </w:r>
+      <w:r>
+        <w:rPr>
+          <w:rFonts w:hint="eastAsia"/>
+          <w:b/>
+          <w:bCs/>
+        </w:rPr>
+        <w:t xml:space="preserve">提示词进阶</w:t>
+      </w:r>
+      <w:r>
+        <w:rPr>
+          <w:b/>
+          <w:bCs/>
+        </w:rPr>
+        <w:t xml:space="preserve"> 4 </w:t>
+      </w:r>
+      <w:r>
+        <w:rPr>
+          <w:rFonts w:hint="eastAsia"/>
+          <w:b/>
+          <w:bCs/>
+        </w:rPr>
+        <w:t xml:space="preserve">招</w:t>
+      </w:r>
+      <w:r>
+        <w:rPr>
+          <w:b/>
+          <w:bCs/>
+        </w:rPr>
+        <w:t xml:space="preserve"> / P26 </w:t>
+      </w:r>
+      <w:r>
+        <w:rPr>
+          <w:rFonts w:hint="eastAsia"/>
+          <w:b/>
+          <w:bCs/>
+        </w:rPr>
+        <w:t xml:space="preserve">国外标杆</w:t>
+      </w:r>
+      <w:r>
+        <w:rPr>
+          <w:b/>
+          <w:bCs/>
+        </w:rPr>
+        <w:t xml:space="preserve"> / P27 </w:t>
+      </w:r>
+      <w:r>
+        <w:rPr>
+          <w:rFonts w:hint="eastAsia"/>
+          <w:b/>
+          <w:bCs/>
+        </w:rPr>
+        <w:t xml:space="preserve">成本</w:t>
+      </w:r>
+      <w:r>
+        <w:rPr>
+          <w:b/>
+          <w:bCs/>
+        </w:rPr>
+        <w:t xml:space="preserve"> / P42 </w:t>
+      </w:r>
+      <w:r>
+        <w:rPr>
+          <w:rFonts w:hint="eastAsia"/>
+          <w:b/>
+          <w:bCs/>
+        </w:rPr>
+        <w:t xml:space="preserve">落地</w:t>
+      </w:r>
+      <w:r>
+        <w:rPr>
+          <w:b/>
+          <w:bCs/>
+        </w:rPr>
+        <w:t xml:space="preserve"> 90 </w:t>
+      </w:r>
+      <w:r>
+        <w:rPr>
+          <w:rFonts w:hint="eastAsia"/>
+          <w:b/>
+          <w:bCs/>
+        </w:rPr>
+        <w:t xml:space="preserve">天），P25</w:t>
+      </w:r>
+      <w:r>
+        <w:rPr>
+          <w:b/>
+          <w:bCs/>
+        </w:rPr>
+        <w:t xml:space="preserve"> </w:t>
+      </w:r>
+      <w:r>
+        <w:rPr>
+          <w:rFonts w:hint="eastAsia"/>
+          <w:b/>
+          <w:bCs/>
+        </w:rPr>
+        <w:t xml:space="preserve">升级</w:t>
+      </w:r>
+      <w:r>
+        <w:rPr>
+          <w:b/>
+          <w:bCs/>
+        </w:rPr>
+        <w:t xml:space="preserve"> 2026 </w:t>
+      </w:r>
+      <w:r>
+        <w:rPr>
+          <w:rFonts w:hint="eastAsia"/>
+          <w:b/>
+          <w:bCs/>
+        </w:rPr>
+        <w:t xml:space="preserve">国产五强，受众企业五岗位化，数据刷新至</w:t>
+      </w:r>
+      <w:r>
+        <w:rPr>
+          <w:b/>
+          <w:bCs/>
+        </w:rPr>
+        <w:t xml:space="preserve"> </w:t>
+      </w:r>
+      <w:r>
+        <w:rPr>
+          <w:rFonts w:hint="eastAsia"/>
+          <w:b/>
+          <w:bCs/>
+        </w:rPr>
+        <w:t xml:space="preserve">2026-09（GPT-5.6</w:t>
+      </w:r>
+      <w:r>
+        <w:rPr>
+          <w:b/>
+          <w:bCs/>
+        </w:rPr>
+        <w:t xml:space="preserve"> </w:t>
+      </w:r>
+      <w:r>
+        <w:rPr>
+          <w:rFonts w:hint="eastAsia"/>
+          <w:b/>
+          <w:bCs/>
+        </w:rPr>
+        <w:t xml:space="preserve">三档</w:t>
+      </w:r>
+      <w:r>
+        <w:rPr>
+          <w:b/>
+          <w:bCs/>
+        </w:rPr>
+        <w:t xml:space="preserve"> / Claude Fable 5 / Gemini 3 / Grok </w:t>
+      </w:r>
+      <w:r>
+        <w:rPr>
+          <w:rFonts w:hint="eastAsia"/>
+          <w:b/>
+          <w:bCs/>
+        </w:rPr>
+        <w:t xml:space="preserve">4.6），品牌统一「大模型通识与实战</w:t>
+      </w:r>
+      <w:r>
+        <w:rPr>
+          <w:b/>
+          <w:bCs/>
+        </w:rPr>
+        <w:t xml:space="preserve"> · </w:t>
+      </w:r>
+      <w:r>
+        <w:rPr>
+          <w:rFonts w:hint="eastAsia"/>
+          <w:b/>
+          <w:bCs/>
+        </w:rPr>
+        <w:t xml:space="preserve">企业版」</w:t>
+      </w:r>
+      <w:r>
+        <w:t xml:space="preserve"> </w:t>
+      </w:r>
+      <w:r>
+        <w:rPr>
+          <w:rFonts w:hint="eastAsia"/>
+        </w:rPr>
+        <w:t xml:space="preserve">2026-09-02：人人版</w:t>
+      </w:r>
+      <w:r>
+        <w:t xml:space="preserve"> v2.3 </w:t>
+      </w:r>
+      <w:r>
+        <w:rPr>
+          <w:rFonts w:hint="eastAsia"/>
+        </w:rPr>
+        <w:t xml:space="preserve">旧文件（PPT</w:t>
+      </w:r>
+      <w:r>
+        <w:t xml:space="preserve"> v2 / </w:t>
+      </w:r>
+      <w:r>
+        <w:rPr>
+          <w:rFonts w:hint="eastAsia"/>
+        </w:rPr>
+        <w:t xml:space="preserve">人人版大纲</w:t>
+      </w:r>
+      <w:r>
+        <w:t xml:space="preserve"> / </w:t>
+      </w:r>
+      <w:r>
+        <w:rPr>
+          <w:rFonts w:hint="eastAsia"/>
+        </w:rPr>
+        <w:t xml:space="preserve">初级讲义）已删除（含</w:t>
+      </w:r>
+      <w:r>
+        <w:t xml:space="preserve"> </w:t>
+      </w:r>
+      <w:r>
+        <w:rPr>
+          <w:rStyle w:val="VerbatimChar"/>
+          <w:rFonts w:hint="eastAsia"/>
+        </w:rPr>
+        <w:t xml:space="preserve">08_留档_人人版v2.3/</w:t>
+      </w:r>
+      <w:r>
+        <w:t xml:space="preserve"> </w:t>
+      </w:r>
+      <w:r>
+        <w:rPr>
+          <w:rFonts w:hint="eastAsia"/>
+        </w:rPr>
+        <w:t xml:space="preserve">目录），包主体</w:t>
+      </w:r>
+      <w:r>
+        <w:t xml:space="preserve"> = </w:t>
+      </w:r>
+      <w:r>
+        <w:rPr>
+          <w:rFonts w:hint="eastAsia"/>
+        </w:rPr>
         <w:t xml:space="preserve">企业版</w:t>
       </w:r>
       <w:r>
-        <w:rPr>
-          <w:b/>
-          <w:bCs/>
-        </w:rPr>
-        <w:t xml:space="preserve"> v3.0 = </w:t>
-      </w:r>
-      <w:r>
-        <w:rPr>
-          <w:rFonts w:hint="eastAsia"/>
-          <w:b/>
-          <w:bCs/>
-        </w:rPr>
-        <w:t xml:space="preserve">企业五大岗位</w:t>
-      </w:r>
-      <w:r>
-        <w:rPr>
-          <w:rFonts w:hint="eastAsia"/>
-        </w:rPr>
-        <w:t xml:space="preserve">（行政/业务/技术/市场/管理层，零代码、岗位即落地）；人人版</w:t>
-      </w:r>
-      <w:r>
-        <w:t xml:space="preserve"> v2.3 = </w:t>
-      </w:r>
-      <w:r>
-        <w:rPr>
-          <w:rFonts w:hint="eastAsia"/>
-        </w:rPr>
-        <w:t xml:space="preserve">高校/学校/企业三类群体（留档）</w:t>
-      </w:r>
-      <w:r>
-        <w:t xml:space="preserve"> </w:t>
-      </w:r>
-      <w:r>
-        <w:rPr>
-          <w:rFonts w:hint="eastAsia"/>
-        </w:rPr>
-        <w:t xml:space="preserve">形态：通用基础</w:t>
-      </w:r>
-      <w:r>
-        <w:t xml:space="preserve"> 7 </w:t>
-      </w:r>
-      <w:r>
-        <w:rPr>
-          <w:rFonts w:hint="eastAsia"/>
-        </w:rPr>
-        <w:t xml:space="preserve">章节</w:t>
-      </w:r>
-      <w:r>
-        <w:t xml:space="preserve"> ·</w:t>
-      </w:r>
-      <w:r>
-        <w:t xml:space="preserve"> </w:t>
-      </w:r>
-      <w:r>
-        <w:rPr>
-          <w:rFonts w:hint="eastAsia"/>
-          <w:b/>
-          <w:bCs/>
-        </w:rPr>
-        <w:t xml:space="preserve">企业版</w:t>
-      </w:r>
-      <w:r>
-        <w:rPr>
-          <w:b/>
-          <w:bCs/>
-        </w:rPr>
-        <w:t xml:space="preserve"> PPT 44 </w:t>
-      </w:r>
-      <w:r>
-        <w:rPr>
-          <w:rFonts w:hint="eastAsia"/>
-          <w:b/>
-          <w:bCs/>
-        </w:rPr>
-        <w:t xml:space="preserve">页</w:t>
-      </w:r>
-      <w:r>
-        <w:rPr>
-          <w:rFonts w:hint="eastAsia"/>
-        </w:rPr>
-        <w:t xml:space="preserve">（人人版</w:t>
-      </w:r>
-      <w:r>
-        <w:t xml:space="preserve"> 38 </w:t>
-      </w:r>
-      <w:r>
-        <w:rPr>
-          <w:rFonts w:hint="eastAsia"/>
-        </w:rPr>
-        <w:t xml:space="preserve">页）·</w:t>
-      </w:r>
-      <w:r>
-        <w:t xml:space="preserve"> </w:t>
-      </w:r>
-      <w:r>
-        <w:rPr>
-          <w:rFonts w:hint="eastAsia"/>
-        </w:rPr>
-        <w:t xml:space="preserve">三档课表（90</w:t>
-      </w:r>
-      <w:r>
-        <w:t xml:space="preserve"> </w:t>
-      </w:r>
-      <w:r>
-        <w:rPr>
-          <w:rFonts w:hint="eastAsia"/>
-        </w:rPr>
-        <w:t xml:space="preserve">分钟讲座版</w:t>
-      </w:r>
-      <w:r>
-        <w:t xml:space="preserve"> / 3.5h </w:t>
-      </w:r>
-      <w:r>
-        <w:rPr>
-          <w:rFonts w:hint="eastAsia"/>
-        </w:rPr>
-        <w:t xml:space="preserve">半天版</w:t>
-      </w:r>
-      <w:r>
-        <w:t xml:space="preserve"> / 7h </w:t>
-      </w:r>
-      <w:r>
-        <w:rPr>
-          <w:rFonts w:hint="eastAsia"/>
-        </w:rPr>
-        <w:t xml:space="preserve">一天版）</w:t>
-      </w:r>
-      <w:r>
-        <w:t xml:space="preserve"> </w:t>
-      </w:r>
-      <w:r>
-        <w:rPr>
-          <w:rFonts w:hint="eastAsia"/>
-        </w:rPr>
-        <w:t xml:space="preserve">版本：2026-08-27（v2.1）｜</w:t>
-      </w:r>
-      <w:r>
-        <w:t xml:space="preserve"> </w:t>
-      </w:r>
-      <w:r>
-        <w:rPr>
-          <w:rFonts w:hint="eastAsia"/>
-        </w:rPr>
-        <w:t xml:space="preserve">2026-08-31（v2</w:t>
-      </w:r>
-      <w:r>
-        <w:t xml:space="preserve"> PPT </w:t>
-      </w:r>
-      <w:r>
-        <w:rPr>
-          <w:rFonts w:hint="eastAsia"/>
-        </w:rPr>
-        <w:t xml:space="preserve">唯一真源）｜</w:t>
-      </w:r>
-      <w:r>
-        <w:t xml:space="preserve"> </w:t>
-      </w:r>
-      <w:r>
-        <w:rPr>
-          <w:rFonts w:hint="eastAsia"/>
-        </w:rPr>
-        <w:t xml:space="preserve">2026-09-01（v2.2</w:t>
-      </w:r>
-      <w:r>
-        <w:t xml:space="preserve"> </w:t>
-      </w:r>
-      <w:r>
-        <w:rPr>
-          <w:rFonts w:hint="eastAsia"/>
-        </w:rPr>
-        <w:t xml:space="preserve">开篇</w:t>
-      </w:r>
-      <w:r>
-        <w:t xml:space="preserve"> 3 </w:t>
-      </w:r>
-      <w:r>
-        <w:rPr>
-          <w:rFonts w:hint="eastAsia"/>
-        </w:rPr>
-        <w:t xml:space="preserve">页</w:t>
-      </w:r>
-      <w:r>
-        <w:t xml:space="preserve"> / v2.3 </w:t>
-      </w:r>
-      <w:r>
-        <w:rPr>
-          <w:rFonts w:hint="eastAsia"/>
-        </w:rPr>
-        <w:t xml:space="preserve">安全</w:t>
-      </w:r>
-      <w:r>
-        <w:t xml:space="preserve"> 2 </w:t>
-      </w:r>
-      <w:r>
-        <w:rPr>
-          <w:rFonts w:hint="eastAsia"/>
-        </w:rPr>
-        <w:t xml:space="preserve">页，38</w:t>
-      </w:r>
-      <w:r>
-        <w:t xml:space="preserve"> </w:t>
-      </w:r>
-      <w:r>
-        <w:rPr>
-          <w:rFonts w:hint="eastAsia"/>
-        </w:rPr>
-        <w:t xml:space="preserve">页）｜</w:t>
-      </w:r>
-      <w:r>
-        <w:t xml:space="preserve"> </w:t>
-      </w:r>
-      <w:r>
-        <w:rPr>
-          <w:rFonts w:hint="eastAsia"/>
-          <w:b/>
-          <w:bCs/>
-        </w:rPr>
-        <w:t xml:space="preserve">2026-09-01：企业版</w:t>
-      </w:r>
-      <w:r>
-        <w:rPr>
-          <w:b/>
-          <w:bCs/>
-        </w:rPr>
-        <w:t xml:space="preserve"> v3.0——PPT1 </w:t>
-      </w:r>
-      <w:r>
-        <w:rPr>
-          <w:rFonts w:hint="eastAsia"/>
-          <w:b/>
-          <w:bCs/>
-        </w:rPr>
-        <w:t xml:space="preserve">升级为</w:t>
-      </w:r>
-      <w:r>
-        <w:rPr>
-          <w:b/>
-          <w:bCs/>
-        </w:rPr>
+        <w:t xml:space="preserve"> </w:t>
+      </w:r>
+      <w:r>
+        <w:rPr>
+          <w:rFonts w:hint="eastAsia"/>
+        </w:rPr>
+        <w:t xml:space="preserve">v3.0；制造/行业内容见</w:t>
+      </w:r>
+      <w:r>
         <w:t xml:space="preserve"> </w:t>
       </w:r>
       <w:r>
         <w:rPr>
           <w:rStyle w:val="VerbatimChar"/>
           <w:rFonts w:hint="eastAsia"/>
-          <w:b/>
-          <w:bCs/>
-        </w:rPr>
-        <w:t xml:space="preserve">通用基础_PPT1_v3.pptx</w:t>
-      </w:r>
-      <w:r>
-        <w:rPr>
-          <w:rFonts w:hint="eastAsia"/>
-          <w:b/>
-          <w:bCs/>
-        </w:rPr>
-        <w:t xml:space="preserve">（44</w:t>
-      </w:r>
-      <w:r>
-        <w:rPr>
-          <w:b/>
-          <w:bCs/>
-        </w:rPr>
-        <w:t xml:space="preserve"> </w:t>
-      </w:r>
-      <w:r>
-        <w:rPr>
-          <w:rFonts w:hint="eastAsia"/>
-          <w:b/>
-          <w:bCs/>
-        </w:rPr>
-        <w:t xml:space="preserve">页）：新增</w:t>
-      </w:r>
-      <w:r>
-        <w:rPr>
-          <w:b/>
-          <w:bCs/>
-        </w:rPr>
-        <w:t xml:space="preserve"> 6 </w:t>
-      </w:r>
-      <w:r>
-        <w:rPr>
-          <w:rFonts w:hint="eastAsia"/>
-          <w:b/>
-          <w:bCs/>
-        </w:rPr>
-        <w:t xml:space="preserve">页（P15</w:t>
-      </w:r>
-      <w:r>
-        <w:rPr>
-          <w:b/>
-          <w:bCs/>
-        </w:rPr>
-        <w:t xml:space="preserve"> </w:t>
-      </w:r>
-      <w:r>
-        <w:rPr>
-          <w:rFonts w:hint="eastAsia"/>
-          <w:b/>
-          <w:bCs/>
-        </w:rPr>
-        <w:t xml:space="preserve">参数五档</w:t>
-      </w:r>
-      <w:r>
-        <w:rPr>
-          <w:b/>
-          <w:bCs/>
-        </w:rPr>
-        <w:t xml:space="preserve"> / P16 MoE / P22 </w:t>
-      </w:r>
-      <w:r>
-        <w:rPr>
-          <w:rFonts w:hint="eastAsia"/>
-          <w:b/>
-          <w:bCs/>
-        </w:rPr>
-        <w:t xml:space="preserve">提示词进阶</w:t>
-      </w:r>
-      <w:r>
-        <w:rPr>
-          <w:b/>
-          <w:bCs/>
-        </w:rPr>
-        <w:t xml:space="preserve"> 4 </w:t>
-      </w:r>
-      <w:r>
-        <w:rPr>
-          <w:rFonts w:hint="eastAsia"/>
-          <w:b/>
-          <w:bCs/>
-        </w:rPr>
-        <w:t xml:space="preserve">招</w:t>
-      </w:r>
-      <w:r>
-        <w:rPr>
-          <w:b/>
-          <w:bCs/>
-        </w:rPr>
-        <w:t xml:space="preserve"> / P26 </w:t>
-      </w:r>
-      <w:r>
-        <w:rPr>
-          <w:rFonts w:hint="eastAsia"/>
-          <w:b/>
-          <w:bCs/>
-        </w:rPr>
-        <w:t xml:space="preserve">国外标杆</w:t>
-      </w:r>
-      <w:r>
-        <w:rPr>
-          <w:b/>
-          <w:bCs/>
-        </w:rPr>
-        <w:t xml:space="preserve"> / P27 </w:t>
-      </w:r>
-      <w:r>
-        <w:rPr>
-          <w:rFonts w:hint="eastAsia"/>
-          <w:b/>
-          <w:bCs/>
-        </w:rPr>
-        <w:t xml:space="preserve">成本</w:t>
-      </w:r>
-      <w:r>
-        <w:rPr>
-          <w:b/>
-          <w:bCs/>
-        </w:rPr>
-        <w:t xml:space="preserve"> / P42 </w:t>
-      </w:r>
-      <w:r>
-        <w:rPr>
-          <w:rFonts w:hint="eastAsia"/>
-          <w:b/>
-          <w:bCs/>
-        </w:rPr>
-        <w:t xml:space="preserve">落地</w:t>
-      </w:r>
-      <w:r>
-        <w:rPr>
-          <w:b/>
-          <w:bCs/>
-        </w:rPr>
-        <w:t xml:space="preserve"> 90 </w:t>
-      </w:r>
-      <w:r>
-        <w:rPr>
-          <w:rFonts w:hint="eastAsia"/>
-          <w:b/>
-          <w:bCs/>
-        </w:rPr>
-        <w:t xml:space="preserve">天），P25</w:t>
-      </w:r>
-      <w:r>
-        <w:rPr>
-          <w:b/>
-          <w:bCs/>
-        </w:rPr>
-        <w:t xml:space="preserve"> </w:t>
-      </w:r>
-      <w:r>
-        <w:rPr>
-          <w:rFonts w:hint="eastAsia"/>
-          <w:b/>
-          <w:bCs/>
-        </w:rPr>
-        <w:t xml:space="preserve">升级</w:t>
-      </w:r>
-      <w:r>
-        <w:rPr>
-          <w:b/>
-          <w:bCs/>
-        </w:rPr>
-        <w:t xml:space="preserve"> 2026 </w:t>
-      </w:r>
-      <w:r>
-        <w:rPr>
-          <w:rFonts w:hint="eastAsia"/>
-          <w:b/>
-          <w:bCs/>
-        </w:rPr>
-        <w:t xml:space="preserve">国产五强，受众企业五岗位化，数据刷新至</w:t>
-      </w:r>
-      <w:r>
-        <w:rPr>
-          <w:b/>
-          <w:bCs/>
-        </w:rPr>
-        <w:t xml:space="preserve"> </w:t>
-      </w:r>
-      <w:r>
-        <w:rPr>
-          <w:rFonts w:hint="eastAsia"/>
-          <w:b/>
-          <w:bCs/>
-        </w:rPr>
-        <w:t xml:space="preserve">2026-09（GPT-5.6</w:t>
-      </w:r>
-      <w:r>
-        <w:rPr>
-          <w:b/>
-          <w:bCs/>
-        </w:rPr>
-        <w:t xml:space="preserve"> </w:t>
-      </w:r>
-      <w:r>
-        <w:rPr>
-          <w:rFonts w:hint="eastAsia"/>
-          <w:b/>
-          <w:bCs/>
-        </w:rPr>
-        <w:t xml:space="preserve">三档</w:t>
-      </w:r>
-      <w:r>
-        <w:rPr>
-          <w:b/>
-          <w:bCs/>
-        </w:rPr>
-        <w:t xml:space="preserve"> / Claude Fable 5 / Gemini 3 / Grok </w:t>
-      </w:r>
-      <w:r>
-        <w:rPr>
-          <w:rFonts w:hint="eastAsia"/>
-          <w:b/>
-          <w:bCs/>
-        </w:rPr>
-        <w:t xml:space="preserve">4.6），品牌统一「大模型通识与实战</w:t>
-      </w:r>
-      <w:r>
-        <w:rPr>
-          <w:b/>
-          <w:bCs/>
-        </w:rPr>
-        <w:t xml:space="preserve"> · </w:t>
-      </w:r>
-      <w:r>
-        <w:rPr>
-          <w:rFonts w:hint="eastAsia"/>
-          <w:b/>
-          <w:bCs/>
-        </w:rPr>
-        <w:t xml:space="preserve">企业版」</w:t>
-      </w:r>
-      <w:r>
-        <w:t xml:space="preserve"> </w:t>
-      </w:r>
-      <w:r>
-        <w:rPr>
-          <w:rFonts w:hint="eastAsia"/>
-        </w:rPr>
-        <w:t xml:space="preserve">2026-09-02：人人版</w:t>
-      </w:r>
-      <w:r>
-        <w:t xml:space="preserve"> v2.3 </w:t>
-      </w:r>
-      <w:r>
-        <w:rPr>
-          <w:rFonts w:hint="eastAsia"/>
-        </w:rPr>
-        <w:t xml:space="preserve">旧文件（PPT</w:t>
-      </w:r>
-      <w:r>
-        <w:t xml:space="preserve"> v2 / </w:t>
-      </w:r>
-      <w:r>
-        <w:rPr>
-          <w:rFonts w:hint="eastAsia"/>
-        </w:rPr>
-        <w:t xml:space="preserve">人人版大纲</w:t>
-      </w:r>
-      <w:r>
-        <w:t xml:space="preserve"> / </w:t>
-      </w:r>
-      <w:r>
-        <w:rPr>
-          <w:rFonts w:hint="eastAsia"/>
-        </w:rPr>
-        <w:t xml:space="preserve">初级讲义）归集至</w:t>
+        </w:rPr>
+        <w:t xml:space="preserve">行业案例包_制造业/</w:t>
+      </w:r>
+      <w:r>
+        <w:t xml:space="preserve"> </w:t>
+      </w:r>
+      <w:r>
+        <w:rPr>
+          <w:rFonts w:hint="eastAsia"/>
+        </w:rPr>
+        <w:t xml:space="preserve">与</w:t>
       </w:r>
       <w:r>
         <w:t xml:space="preserve"> </w:t>
@@ -590,25 +611,7 @@
           <w:rStyle w:val="VerbatimChar"/>
           <w:rFonts w:hint="eastAsia"/>
         </w:rPr>
-        <w:t xml:space="preserve">08_留档_人人版v2.3/</w:t>
-      </w:r>
-      <w:r>
-        <w:rPr>
-          <w:rFonts w:hint="eastAsia"/>
-        </w:rPr>
-        <w:t xml:space="preserve">，包主体</w:t>
-      </w:r>
-      <w:r>
-        <w:t xml:space="preserve"> = </w:t>
-      </w:r>
-      <w:r>
-        <w:rPr>
-          <w:rFonts w:hint="eastAsia"/>
-        </w:rPr>
-        <w:t xml:space="preserve">企业版</w:t>
-      </w:r>
-      <w:r>
-        <w:t xml:space="preserve"> v3.0</w:t>
+        <w:t xml:space="preserve">初级课程_完整交付包_制造业/</w:t>
       </w:r>
       <w:r>
         <w:t xml:space="preserve"> </w:t>
@@ -701,7 +704,8 @@
     <w:tbl>
       <w:tblPr>
         <w:tblStyle w:val="Table"/>
-        <w:tblW w:type="auto" w:w="0"/>
+        <w:tblW w:type="pct" w:w="5000"/>
+        <w:tblLayout w:type="fixed"/>
         <w:tblLook w:firstRow="1" w:lastRow="0" w:firstColumn="0" w:lastColumn="0" w:noHBand="0" w:noVBand="0" w:val="0020"/>
       </w:tblPr>
       <w:tblGrid>
@@ -1380,89 +1384,6 @@
           </w:p>
         </w:tc>
       </w:tr>
-      <w:tr>
-        <w:tc>
-          <w:tcPr/>
-          <w:p>
-            <w:pPr>
-              <w:pStyle w:val="Compact"/>
-            </w:pPr>
-            <w:r>
-              <w:rPr>
-                <w:rFonts w:hint="eastAsia"/>
-              </w:rPr>
-              <w:t xml:space="preserve">08_留档_人人版v2.3</w:t>
-            </w:r>
-          </w:p>
-        </w:tc>
-        <w:tc>
-          <w:tcPr/>
-          <w:p>
-            <w:pPr>
-              <w:pStyle w:val="Compact"/>
-            </w:pPr>
-            <w:r>
-              <w:rPr>
-                <w:rFonts w:hint="eastAsia"/>
-              </w:rPr>
-              <w:t xml:space="preserve">通用基础_PPT1_v2.pptx（38</w:t>
-            </w:r>
-            <w:r>
-              <w:t xml:space="preserve"> </w:t>
-            </w:r>
-            <w:r>
-              <w:rPr>
-                <w:rFonts w:hint="eastAsia"/>
-              </w:rPr>
-              <w:t xml:space="preserve">页）；通用基础_大纲_PPT1.md</w:t>
-            </w:r>
-            <w:r>
-              <w:t xml:space="preserve"> / </w:t>
-            </w:r>
-            <w:r>
-              <w:rPr>
-                <w:rFonts w:hint="eastAsia"/>
-              </w:rPr>
-              <w:t xml:space="preserve">.docx；初级_授课讲义.md</w:t>
-            </w:r>
-            <w:r>
-              <w:t xml:space="preserve"> / .docx</w:t>
-            </w:r>
-          </w:p>
-        </w:tc>
-        <w:tc>
-          <w:tcPr/>
-          <w:p>
-            <w:pPr>
-              <w:pStyle w:val="Compact"/>
-            </w:pPr>
-            <w:r>
-              <w:rPr>
-                <w:rFonts w:hint="eastAsia"/>
-              </w:rPr>
-              <w:t xml:space="preserve">人人版（高校/学校/企业三类群体）旧版留档，2026-09-02</w:t>
-            </w:r>
-            <w:r>
-              <w:t xml:space="preserve"> </w:t>
-            </w:r>
-            <w:r>
-              <w:rPr>
-                <w:rFonts w:hint="eastAsia"/>
-              </w:rPr>
-              <w:t xml:space="preserve">归集；企业授课用</w:t>
-            </w:r>
-            <w:r>
-              <w:t xml:space="preserve"> 01-07 </w:t>
-            </w:r>
-            <w:r>
-              <w:rPr>
-                <w:rFonts w:hint="eastAsia"/>
-              </w:rPr>
-              <w:t xml:space="preserve">即可，本目录不动</w:t>
-            </w:r>
-          </w:p>
-        </w:tc>
-      </w:tr>
     </w:tbl>
     <w:p>
       <w:pPr>
@@ -1487,7 +1408,16 @@
         <w:rPr>
           <w:rFonts w:hint="eastAsia"/>
         </w:rPr>
-        <w:t xml:space="preserve">：速查卡/题库/授课指南内容两版通用（五要素/红线/9</w:t>
+        <w:t xml:space="preserve">：速查卡/题库/授课指南已对齐企业版</w:t>
+      </w:r>
+      <w:r>
+        <w:t xml:space="preserve"> </w:t>
+      </w:r>
+      <w:r>
+        <w:rPr>
+          <w:rFonts w:hint="eastAsia"/>
+        </w:rPr>
+        <w:t xml:space="preserve">v3.0（五要素/红线/9</w:t>
       </w:r>
       <w:r>
         <w:t xml:space="preserve"> </w:t>
@@ -1600,7 +1530,8 @@
     <w:tbl>
       <w:tblPr>
         <w:tblStyle w:val="Table"/>
-        <w:tblW w:type="auto" w:w="0"/>
+        <w:tblW w:type="pct" w:w="5000"/>
+        <w:tblLayout w:type="fixed"/>
         <w:tblLook w:firstRow="1" w:lastRow="0" w:firstColumn="0" w:lastColumn="0" w:noHBand="0" w:noVBand="0" w:val="0020"/>
       </w:tblPr>
       <w:tblGrid>

--- a/企业AI培训_交付包/初级课程_完整交付包/README_目录说明.docx
+++ b/企业AI培训_交付包/初级课程_完整交付包/README_目录说明.docx
@@ -106,7 +106,7 @@
           <w:b/>
           <w:bCs/>
         </w:rPr>
-        <w:t xml:space="preserve">PPT 44 </w:t>
+        <w:t xml:space="preserve">PPT 45 </w:t>
       </w:r>
       <w:r>
         <w:rPr>
@@ -284,7 +284,7 @@
           <w:b/>
           <w:bCs/>
         </w:rPr>
-        <w:t xml:space="preserve">（44</w:t>
+        <w:t xml:space="preserve">（45</w:t>
       </w:r>
       <w:r>
         <w:rPr>
@@ -850,7 +850,7 @@
               <w:t xml:space="preserve">.docx（企业版</w:t>
             </w:r>
             <w:r>
-              <w:t xml:space="preserve"> 44 </w:t>
+              <w:t xml:space="preserve"> 45 </w:t>
             </w:r>
             <w:r>
               <w:rPr>
@@ -885,7 +885,7 @@
               <w:t xml:space="preserve">章逐节讲什么、怎么讲（含三档课表</w:t>
             </w:r>
             <w:r>
-              <w:t xml:space="preserve"> 44 </w:t>
+              <w:t xml:space="preserve"> 45 </w:t>
             </w:r>
             <w:r>
               <w:rPr>
@@ -937,7 +937,7 @@
                 <w:b/>
                 <w:bCs/>
               </w:rPr>
-              <w:t xml:space="preserve">44 </w:t>
+              <w:t xml:space="preserve">45 </w:t>
             </w:r>
             <w:r>
               <w:rPr>
@@ -1151,7 +1151,7 @@
               <w:t xml:space="preserve">现场演示逐字稿、企业五岗位适配速查、课前准备清单、三档课表</w:t>
             </w:r>
             <w:r>
-              <w:t xml:space="preserve"> 44 </w:t>
+              <w:t xml:space="preserve"> 45 </w:t>
             </w:r>
             <w:r>
               <w:rPr>
@@ -1426,7 +1426,7 @@
         <w:rPr>
           <w:rFonts w:hint="eastAsia"/>
         </w:rPr>
-        <w:t xml:space="preserve">条自查/三档课表），课表口径以《企业版_授课讲义》44</w:t>
+        <w:t xml:space="preserve">条自查/三档课表），课表口径以《企业版_授课讲义》45</w:t>
       </w:r>
       <w:r>
         <w:t xml:space="preserve"> </w:t>

--- a/企业AI培训_交付包/初级课程_完整交付包/README_目录说明.docx
+++ b/企业AI培训_交付包/初级课程_完整交付包/README_目录说明.docx
@@ -2,7 +2,7 @@
 <file path=word/document.xml><?xml version="1.0" encoding="utf-8"?>
 <w:document xmlns:w="http://schemas.openxmlformats.org/wordprocessingml/2006/main" xmlns:m="http://schemas.openxmlformats.org/officeDocument/2006/math" xmlns:r="http://schemas.openxmlformats.org/officeDocument/2006/relationships" xmlns:o="urn:schemas-microsoft-com:office:office" xmlns:v="urn:schemas-microsoft-com:vml" xmlns:w10="urn:schemas-microsoft-com:office:word" xmlns:a="http://schemas.openxmlformats.org/drawingml/2006/main" xmlns:pic="http://schemas.openxmlformats.org/drawingml/2006/picture" xmlns:wp="http://schemas.openxmlformats.org/drawingml/2006/wordprocessingDrawing">
   <w:body>
-    <w:bookmarkStart w:id="14" w:name="ai-通识培训-初级课程完整交付包企业版-v3.0"/>
+    <w:bookmarkStart w:id="14" w:name="ai-通识培训-初级课程完整交付包企业版-v3.2"/>
     <w:p>
       <w:pPr>
         <w:pStyle w:val="Heading1"/>
@@ -32,7 +32,7 @@
         <w:rPr>
           <w:rFonts w:hint="eastAsia"/>
         </w:rPr>
-        <w:t xml:space="preserve">v3.0）</w:t>
+        <w:t xml:space="preserve">v3.2）</w:t>
       </w:r>
     </w:p>
     <w:p>
@@ -106,7 +106,7 @@
           <w:b/>
           <w:bCs/>
         </w:rPr>
-        <w:t xml:space="preserve">PPT 45 </w:t>
+        <w:t xml:space="preserve">PPT 48 </w:t>
       </w:r>
       <w:r>
         <w:rPr>
@@ -284,7 +284,7 @@
           <w:b/>
           <w:bCs/>
         </w:rPr>
-        <w:t xml:space="preserve">（45</w:t>
+        <w:t xml:space="preserve">（48</w:t>
       </w:r>
       <w:r>
         <w:rPr>
@@ -314,37 +314,37 @@
           <w:b/>
           <w:bCs/>
         </w:rPr>
-        <w:t xml:space="preserve">页（P15</w:t>
-      </w:r>
-      <w:r>
-        <w:rPr>
-          <w:b/>
-          <w:bCs/>
-        </w:rPr>
-        <w:t xml:space="preserve"> </w:t>
-      </w:r>
-      <w:r>
-        <w:rPr>
-          <w:rFonts w:hint="eastAsia"/>
-          <w:b/>
-          <w:bCs/>
-        </w:rPr>
-        <w:t xml:space="preserve">参数五档</w:t>
-      </w:r>
-      <w:r>
-        <w:rPr>
-          <w:b/>
-          <w:bCs/>
-        </w:rPr>
-        <w:t xml:space="preserve"> / P16 MoE / P22 </w:t>
-      </w:r>
-      <w:r>
-        <w:rPr>
-          <w:rFonts w:hint="eastAsia"/>
-          <w:b/>
-          <w:bCs/>
-        </w:rPr>
-        <w:t xml:space="preserve">提示词进阶</w:t>
+        <w:t xml:space="preserve">页（P16</w:t>
+      </w:r>
+      <w:r>
+        <w:rPr>
+          <w:b/>
+          <w:bCs/>
+        </w:rPr>
+        <w:t xml:space="preserve"> </w:t>
+      </w:r>
+      <w:r>
+        <w:rPr>
+          <w:rFonts w:hint="eastAsia"/>
+          <w:b/>
+          <w:bCs/>
+        </w:rPr>
+        <w:t xml:space="preserve">参数</w:t>
+      </w:r>
+      <w:r>
+        <w:rPr>
+          <w:b/>
+          <w:bCs/>
+        </w:rPr>
+        <w:t xml:space="preserve"> / P17 MoE / P23 </w:t>
+      </w:r>
+      <w:r>
+        <w:rPr>
+          <w:rFonts w:hint="eastAsia"/>
+          <w:b/>
+          <w:bCs/>
+        </w:rPr>
+        <w:t xml:space="preserve">进阶</w:t>
       </w:r>
       <w:r>
         <w:rPr>
@@ -366,7 +366,7 @@
           <w:b/>
           <w:bCs/>
         </w:rPr>
-        <w:t xml:space="preserve"> / P26 </w:t>
+        <w:t xml:space="preserve"> / P27 </w:t>
       </w:r>
       <w:r>
         <w:rPr>
@@ -381,7 +381,7 @@
           <w:b/>
           <w:bCs/>
         </w:rPr>
-        <w:t xml:space="preserve"> / P27 </w:t>
+        <w:t xml:space="preserve"> / P28 </w:t>
       </w:r>
       <w:r>
         <w:rPr>
@@ -396,7 +396,7 @@
           <w:b/>
           <w:bCs/>
         </w:rPr>
-        <w:t xml:space="preserve"> / P42 </w:t>
+        <w:t xml:space="preserve"> / P46 </w:t>
       </w:r>
       <w:r>
         <w:rPr>
@@ -419,37 +419,22 @@
           <w:b/>
           <w:bCs/>
         </w:rPr>
-        <w:t xml:space="preserve">天），P25</w:t>
-      </w:r>
-      <w:r>
-        <w:rPr>
-          <w:b/>
-          <w:bCs/>
-        </w:rPr>
-        <w:t xml:space="preserve"> </w:t>
-      </w:r>
-      <w:r>
-        <w:rPr>
-          <w:rFonts w:hint="eastAsia"/>
-          <w:b/>
-          <w:bCs/>
-        </w:rPr>
-        <w:t xml:space="preserve">升级</w:t>
-      </w:r>
-      <w:r>
-        <w:rPr>
-          <w:b/>
-          <w:bCs/>
-        </w:rPr>
-        <w:t xml:space="preserve"> 2026 </w:t>
-      </w:r>
-      <w:r>
-        <w:rPr>
-          <w:rFonts w:hint="eastAsia"/>
-          <w:b/>
-          <w:bCs/>
-        </w:rPr>
-        <w:t xml:space="preserve">国产五强，受众企业五岗位化，数据刷新至</w:t>
+        <w:t xml:space="preserve">天），P26</w:t>
+      </w:r>
+      <w:r>
+        <w:rPr>
+          <w:b/>
+          <w:bCs/>
+        </w:rPr>
+        <w:t xml:space="preserve"> </w:t>
+      </w:r>
+      <w:r>
+        <w:rPr>
+          <w:rFonts w:hint="eastAsia"/>
+          <w:b/>
+          <w:bCs/>
+        </w:rPr>
+        <w:t xml:space="preserve">升级国产五强，受众企业五岗位化，数据刷新至</w:t>
       </w:r>
       <w:r>
         <w:rPr>
@@ -509,7 +494,157 @@
           <w:b/>
           <w:bCs/>
         </w:rPr>
-        <w:t xml:space="preserve">企业版」</w:t>
+        <w:t xml:space="preserve">企业版」｜</w:t>
+      </w:r>
+      <w:r>
+        <w:rPr>
+          <w:b/>
+          <w:bCs/>
+        </w:rPr>
+        <w:t xml:space="preserve"> </w:t>
+      </w:r>
+      <w:r>
+        <w:rPr>
+          <w:rFonts w:hint="eastAsia"/>
+          <w:b/>
+          <w:bCs/>
+        </w:rPr>
+        <w:t xml:space="preserve">2026-09-04：v3.1→v3.2</w:t>
+      </w:r>
+      <w:r>
+        <w:rPr>
+          <w:b/>
+          <w:bCs/>
+        </w:rPr>
+        <w:t xml:space="preserve"> </w:t>
+      </w:r>
+      <w:r>
+        <w:rPr>
+          <w:rFonts w:hint="eastAsia"/>
+          <w:b/>
+          <w:bCs/>
+        </w:rPr>
+        <w:t xml:space="preserve">小白友好增强（44→48</w:t>
+      </w:r>
+      <w:r>
+        <w:rPr>
+          <w:b/>
+          <w:bCs/>
+        </w:rPr>
+        <w:t xml:space="preserve"> </w:t>
+      </w:r>
+      <w:r>
+        <w:rPr>
+          <w:rFonts w:hint="eastAsia"/>
+          <w:b/>
+          <w:bCs/>
+        </w:rPr>
+        <w:t xml:space="preserve">页）：P2</w:t>
+      </w:r>
+      <w:r>
+        <w:rPr>
+          <w:b/>
+          <w:bCs/>
+        </w:rPr>
+        <w:t xml:space="preserve"> </w:t>
+      </w:r>
+      <w:r>
+        <w:rPr>
+          <w:rFonts w:hint="eastAsia"/>
+          <w:b/>
+          <w:bCs/>
+        </w:rPr>
+        <w:t xml:space="preserve">名词速览</w:t>
+      </w:r>
+      <w:r>
+        <w:rPr>
+          <w:b/>
+          <w:bCs/>
+        </w:rPr>
+        <w:t xml:space="preserve"> 12 </w:t>
+      </w:r>
+      <w:r>
+        <w:rPr>
+          <w:rFonts w:hint="eastAsia"/>
+          <w:b/>
+          <w:bCs/>
+        </w:rPr>
+        <w:t xml:space="preserve">词</w:t>
+      </w:r>
+      <w:r>
+        <w:rPr>
+          <w:b/>
+          <w:bCs/>
+        </w:rPr>
+        <w:t xml:space="preserve"> + P29 </w:t>
+      </w:r>
+      <w:r>
+        <w:rPr>
+          <w:rFonts w:hint="eastAsia"/>
+          <w:b/>
+          <w:bCs/>
+        </w:rPr>
+        <w:t xml:space="preserve">省钱账</w:t>
+      </w:r>
+      <w:r>
+        <w:rPr>
+          <w:b/>
+          <w:bCs/>
+        </w:rPr>
+        <w:t xml:space="preserve"> + P41 </w:t>
+      </w:r>
+      <w:r>
+        <w:rPr>
+          <w:rFonts w:hint="eastAsia"/>
+          <w:b/>
+          <w:bCs/>
+        </w:rPr>
+        <w:t xml:space="preserve">翻车案例</w:t>
+      </w:r>
+      <w:r>
+        <w:rPr>
+          <w:b/>
+          <w:bCs/>
+        </w:rPr>
+        <w:t xml:space="preserve"> + P45 </w:t>
+      </w:r>
+      <w:r>
+        <w:rPr>
+          <w:rFonts w:hint="eastAsia"/>
+          <w:b/>
+          <w:bCs/>
+        </w:rPr>
+        <w:t xml:space="preserve">翻车演练</w:t>
+      </w:r>
+      <w:r>
+        <w:rPr>
+          <w:b/>
+          <w:bCs/>
+        </w:rPr>
+        <w:t xml:space="preserve"> + </w:t>
+      </w:r>
+      <w:r>
+        <w:rPr>
+          <w:rFonts w:hint="eastAsia"/>
+          <w:b/>
+          <w:bCs/>
+        </w:rPr>
+        <w:t xml:space="preserve">提示词现场教学模板</w:t>
+      </w:r>
+      <w:r>
+        <w:rPr>
+          <w:b/>
+          <w:bCs/>
+        </w:rPr>
+        <w:t xml:space="preserve"> + </w:t>
+      </w:r>
+      <w:r>
+        <w:rPr>
+          <w:rFonts w:hint="eastAsia"/>
+          <w:b/>
+          <w:bCs/>
+        </w:rPr>
+        <w:t xml:space="preserve">课前小测与课后打卡单</w:t>
       </w:r>
       <w:r>
         <w:t xml:space="preserve"> </w:t>
@@ -850,7 +985,7 @@
               <w:t xml:space="preserve">.docx（企业版</w:t>
             </w:r>
             <w:r>
-              <w:t xml:space="preserve"> 45 </w:t>
+              <w:t xml:space="preserve"> 48 </w:t>
             </w:r>
             <w:r>
               <w:rPr>
@@ -885,7 +1020,7 @@
               <w:t xml:space="preserve">章逐节讲什么、怎么讲（含三档课表</w:t>
             </w:r>
             <w:r>
-              <w:t xml:space="preserve"> 45 </w:t>
+              <w:t xml:space="preserve"> 48 </w:t>
             </w:r>
             <w:r>
               <w:rPr>
@@ -937,7 +1072,7 @@
                 <w:b/>
                 <w:bCs/>
               </w:rPr>
-              <w:t xml:space="preserve">45 </w:t>
+              <w:t xml:space="preserve">48 </w:t>
             </w:r>
             <w:r>
               <w:rPr>
@@ -967,7 +1102,7 @@
                 <w:b/>
                 <w:bCs/>
               </w:rPr>
-              <w:t xml:space="preserve"> v3.0</w:t>
+              <w:t xml:space="preserve"> v3.2</w:t>
             </w:r>
             <w:r>
               <w:rPr>
@@ -987,16 +1122,7 @@
               <w:rPr>
                 <w:rFonts w:hint="eastAsia"/>
               </w:rPr>
-              <w:t xml:space="preserve">企业版课件，全程零代码（新增</w:t>
-            </w:r>
-            <w:r>
-              <w:t xml:space="preserve"> 6 </w:t>
-            </w:r>
-            <w:r>
-              <w:rPr>
-                <w:rFonts w:hint="eastAsia"/>
-              </w:rPr>
-              <w:t xml:space="preserve">页：P15</w:t>
+              <w:t xml:space="preserve">企业版课件，全程零代码（v3.0</w:t>
             </w:r>
             <w:r>
               <w:t xml:space="preserve"> </w:t>
@@ -1005,16 +1131,25 @@
               <w:rPr>
                 <w:rFonts w:hint="eastAsia"/>
               </w:rPr>
-              <w:t xml:space="preserve">参数五档</w:t>
-            </w:r>
-            <w:r>
-              <w:t xml:space="preserve"> / P16 MoE / P22 </w:t>
-            </w:r>
-            <w:r>
-              <w:rPr>
-                <w:rFonts w:hint="eastAsia"/>
-              </w:rPr>
-              <w:t xml:space="preserve">提示词进阶</w:t>
+              <w:t xml:space="preserve">新增</w:t>
+            </w:r>
+            <w:r>
+              <w:t xml:space="preserve"> P16 </w:t>
+            </w:r>
+            <w:r>
+              <w:rPr>
+                <w:rFonts w:hint="eastAsia"/>
+              </w:rPr>
+              <w:t xml:space="preserve">参数</w:t>
+            </w:r>
+            <w:r>
+              <w:t xml:space="preserve"> / P17 MoE / P23 </w:t>
+            </w:r>
+            <w:r>
+              <w:rPr>
+                <w:rFonts w:hint="eastAsia"/>
+              </w:rPr>
+              <w:t xml:space="preserve">进阶</w:t>
             </w:r>
             <w:r>
               <w:t xml:space="preserve"> 4 </w:t>
@@ -1026,7 +1161,7 @@
               <w:t xml:space="preserve">招</w:t>
             </w:r>
             <w:r>
-              <w:t xml:space="preserve"> / P26 </w:t>
+              <w:t xml:space="preserve"> / P27 </w:t>
             </w:r>
             <w:r>
               <w:rPr>
@@ -1035,7 +1170,7 @@
               <w:t xml:space="preserve">国外标杆</w:t>
             </w:r>
             <w:r>
-              <w:t xml:space="preserve"> / P27 </w:t>
+              <w:t xml:space="preserve"> / P28 </w:t>
             </w:r>
             <w:r>
               <w:rPr>
@@ -1044,7 +1179,7 @@
               <w:t xml:space="preserve">成本</w:t>
             </w:r>
             <w:r>
-              <w:t xml:space="preserve"> / P42 </w:t>
+              <w:t xml:space="preserve"> / P46 </w:t>
             </w:r>
             <w:r>
               <w:rPr>
@@ -1059,7 +1194,7 @@
               <w:rPr>
                 <w:rFonts w:hint="eastAsia"/>
               </w:rPr>
-              <w:t xml:space="preserve">天；P25</w:t>
+              <w:t xml:space="preserve">天；v3.1/v3.2</w:t>
             </w:r>
             <w:r>
               <w:t xml:space="preserve"> </w:t>
@@ -1068,10 +1203,46 @@
               <w:rPr>
                 <w:rFonts w:hint="eastAsia"/>
               </w:rPr>
-              <w:t xml:space="preserve">升级</w:t>
-            </w:r>
-            <w:r>
-              <w:t xml:space="preserve"> 2026 </w:t>
+              <w:t xml:space="preserve">新增</w:t>
+            </w:r>
+            <w:r>
+              <w:t xml:space="preserve"> P2 </w:t>
+            </w:r>
+            <w:r>
+              <w:rPr>
+                <w:rFonts w:hint="eastAsia"/>
+              </w:rPr>
+              <w:t xml:space="preserve">名词速览</w:t>
+            </w:r>
+            <w:r>
+              <w:t xml:space="preserve"> / P29 </w:t>
+            </w:r>
+            <w:r>
+              <w:rPr>
+                <w:rFonts w:hint="eastAsia"/>
+              </w:rPr>
+              <w:t xml:space="preserve">省钱账</w:t>
+            </w:r>
+            <w:r>
+              <w:t xml:space="preserve"> / P41 </w:t>
+            </w:r>
+            <w:r>
+              <w:rPr>
+                <w:rFonts w:hint="eastAsia"/>
+              </w:rPr>
+              <w:t xml:space="preserve">翻车案例</w:t>
+            </w:r>
+            <w:r>
+              <w:t xml:space="preserve"> / P45 </w:t>
+            </w:r>
+            <w:r>
+              <w:rPr>
+                <w:rFonts w:hint="eastAsia"/>
+              </w:rPr>
+              <w:t xml:space="preserve">翻车演练；P26</w:t>
+            </w:r>
+            <w:r>
+              <w:t xml:space="preserve"> </w:t>
             </w:r>
             <w:r>
               <w:rPr>
@@ -1151,7 +1322,7 @@
               <w:t xml:space="preserve">现场演示逐字稿、企业五岗位适配速查、课前准备清单、三档课表</w:t>
             </w:r>
             <w:r>
-              <w:t xml:space="preserve"> 45 </w:t>
+              <w:t xml:space="preserve"> 48 </w:t>
             </w:r>
             <w:r>
               <w:rPr>
@@ -1426,7 +1597,7 @@
         <w:rPr>
           <w:rFonts w:hint="eastAsia"/>
         </w:rPr>
-        <w:t xml:space="preserve">条自查/三档课表），课表口径以《企业版_授课讲义》45</w:t>
+        <w:t xml:space="preserve">条自查/三档课表），课表口径以《企业版_授课讲义》48</w:t>
       </w:r>
       <w:r>
         <w:t xml:space="preserve"> </w:t>

--- a/企业AI培训_交付包/初级课程_完整交付包/README_目录说明.docx
+++ b/企业AI培训_交付包/初级课程_完整交付包/README_目录说明.docx
@@ -2,7 +2,7 @@
 <file path=word/document.xml><?xml version="1.0" encoding="utf-8"?>
 <w:document xmlns:w="http://schemas.openxmlformats.org/wordprocessingml/2006/main" xmlns:m="http://schemas.openxmlformats.org/officeDocument/2006/math" xmlns:r="http://schemas.openxmlformats.org/officeDocument/2006/relationships" xmlns:o="urn:schemas-microsoft-com:office:office" xmlns:v="urn:schemas-microsoft-com:vml" xmlns:w10="urn:schemas-microsoft-com:office:word" xmlns:a="http://schemas.openxmlformats.org/drawingml/2006/main" xmlns:pic="http://schemas.openxmlformats.org/drawingml/2006/picture" xmlns:wp="http://schemas.openxmlformats.org/drawingml/2006/wordprocessingDrawing">
   <w:body>
-    <w:bookmarkStart w:id="14" w:name="ai-通识培训-初级课程完整交付包企业版-v3.2"/>
+    <w:bookmarkStart w:id="14" w:name="ai-通识培训-初级课程完整交付包企业版-v3.3"/>
     <w:p>
       <w:pPr>
         <w:pStyle w:val="Heading1"/>
@@ -32,7 +32,7 @@
         <w:rPr>
           <w:rFonts w:hint="eastAsia"/>
         </w:rPr>
-        <w:t xml:space="preserve">v3.2）</w:t>
+        <w:t xml:space="preserve">v3.3）</w:t>
       </w:r>
     </w:p>
     <w:p>
@@ -106,7 +106,7 @@
           <w:b/>
           <w:bCs/>
         </w:rPr>
-        <w:t xml:space="preserve">PPT 48 </w:t>
+        <w:t xml:space="preserve">PPT 49 </w:t>
       </w:r>
       <w:r>
         <w:rPr>
@@ -284,7 +284,7 @@
           <w:b/>
           <w:bCs/>
         </w:rPr>
-        <w:t xml:space="preserve">（48</w:t>
+        <w:t xml:space="preserve">（49</w:t>
       </w:r>
       <w:r>
         <w:rPr>
@@ -396,7 +396,7 @@
           <w:b/>
           <w:bCs/>
         </w:rPr>
-        <w:t xml:space="preserve"> / P46 </w:t>
+        <w:t xml:space="preserve"> / P47 </w:t>
       </w:r>
       <w:r>
         <w:rPr>
@@ -524,7 +524,7 @@
           <w:b/>
           <w:bCs/>
         </w:rPr>
-        <w:t xml:space="preserve">小白友好增强（44→48</w:t>
+        <w:t xml:space="preserve">小白友好增强（44→49</w:t>
       </w:r>
       <w:r>
         <w:rPr>
@@ -606,7 +606,7 @@
           <w:b/>
           <w:bCs/>
         </w:rPr>
-        <w:t xml:space="preserve"> + P45 </w:t>
+        <w:t xml:space="preserve"> + P46 </w:t>
       </w:r>
       <w:r>
         <w:rPr>
@@ -645,6 +645,96 @@
           <w:bCs/>
         </w:rPr>
         <w:t xml:space="preserve">课前小测与课后打卡单</w:t>
+      </w:r>
+      <w:r>
+        <w:rPr>
+          <w:b/>
+          <w:bCs/>
+        </w:rPr>
+        <w:t xml:space="preserve"> </w:t>
+      </w:r>
+      <w:r>
+        <w:rPr>
+          <w:rFonts w:hint="eastAsia"/>
+          <w:b/>
+          <w:bCs/>
+        </w:rPr>
+        <w:t xml:space="preserve">｜</w:t>
+      </w:r>
+      <w:r>
+        <w:rPr>
+          <w:b/>
+          <w:bCs/>
+        </w:rPr>
+        <w:t xml:space="preserve"> 2026-09-04 v3.3 </w:t>
+      </w:r>
+      <w:r>
+        <w:rPr>
+          <w:rFonts w:hint="eastAsia"/>
+          <w:b/>
+          <w:bCs/>
+        </w:rPr>
+        <w:t xml:space="preserve">小白必修补强（48→49</w:t>
+      </w:r>
+      <w:r>
+        <w:rPr>
+          <w:b/>
+          <w:bCs/>
+        </w:rPr>
+        <w:t xml:space="preserve"> </w:t>
+      </w:r>
+      <w:r>
+        <w:rPr>
+          <w:rFonts w:hint="eastAsia"/>
+          <w:b/>
+          <w:bCs/>
+        </w:rPr>
+        <w:t xml:space="preserve">页）：P42「AI</w:t>
+      </w:r>
+      <w:r>
+        <w:rPr>
+          <w:b/>
+          <w:bCs/>
+        </w:rPr>
+        <w:t xml:space="preserve"> </w:t>
+      </w:r>
+      <w:r>
+        <w:rPr>
+          <w:rFonts w:hint="eastAsia"/>
+          <w:b/>
+          <w:bCs/>
+        </w:rPr>
+        <w:t xml:space="preserve">诈骗防身」（换声/换脸/钓鱼信）+</w:t>
+      </w:r>
+      <w:r>
+        <w:rPr>
+          <w:b/>
+          <w:bCs/>
+        </w:rPr>
+        <w:t xml:space="preserve"> </w:t>
+      </w:r>
+      <w:r>
+        <w:rPr>
+          <w:rFonts w:hint="eastAsia"/>
+          <w:b/>
+          <w:bCs/>
+        </w:rPr>
+        <w:t xml:space="preserve">讲义补「AI</w:t>
+      </w:r>
+      <w:r>
+        <w:rPr>
+          <w:b/>
+          <w:bCs/>
+        </w:rPr>
+        <w:t xml:space="preserve"> </w:t>
+      </w:r>
+      <w:r>
+        <w:rPr>
+          <w:rFonts w:hint="eastAsia"/>
+          <w:b/>
+          <w:bCs/>
+        </w:rPr>
+        <w:t xml:space="preserve">不记得你」/「你的数据去哪了」</w:t>
       </w:r>
       <w:r>
         <w:t xml:space="preserve"> </w:t>
@@ -985,7 +1075,7 @@
               <w:t xml:space="preserve">.docx（企业版</w:t>
             </w:r>
             <w:r>
-              <w:t xml:space="preserve"> 48 </w:t>
+              <w:t xml:space="preserve"> 49 </w:t>
             </w:r>
             <w:r>
               <w:rPr>
@@ -1020,7 +1110,7 @@
               <w:t xml:space="preserve">章逐节讲什么、怎么讲（含三档课表</w:t>
             </w:r>
             <w:r>
-              <w:t xml:space="preserve"> 48 </w:t>
+              <w:t xml:space="preserve"> 49 </w:t>
             </w:r>
             <w:r>
               <w:rPr>
@@ -1072,7 +1162,7 @@
                 <w:b/>
                 <w:bCs/>
               </w:rPr>
-              <w:t xml:space="preserve">48 </w:t>
+              <w:t xml:space="preserve">49 </w:t>
             </w:r>
             <w:r>
               <w:rPr>
@@ -1179,61 +1269,61 @@
               <w:t xml:space="preserve">成本</w:t>
             </w:r>
             <w:r>
+              <w:t xml:space="preserve"> / P47 </w:t>
+            </w:r>
+            <w:r>
+              <w:rPr>
+                <w:rFonts w:hint="eastAsia"/>
+              </w:rPr>
+              <w:t xml:space="preserve">落地</w:t>
+            </w:r>
+            <w:r>
+              <w:t xml:space="preserve"> 90 </w:t>
+            </w:r>
+            <w:r>
+              <w:rPr>
+                <w:rFonts w:hint="eastAsia"/>
+              </w:rPr>
+              <w:t xml:space="preserve">天；v3.1/v3.2</w:t>
+            </w:r>
+            <w:r>
+              <w:t xml:space="preserve"> </w:t>
+            </w:r>
+            <w:r>
+              <w:rPr>
+                <w:rFonts w:hint="eastAsia"/>
+              </w:rPr>
+              <w:t xml:space="preserve">新增</w:t>
+            </w:r>
+            <w:r>
+              <w:t xml:space="preserve"> P2 </w:t>
+            </w:r>
+            <w:r>
+              <w:rPr>
+                <w:rFonts w:hint="eastAsia"/>
+              </w:rPr>
+              <w:t xml:space="preserve">名词速览</w:t>
+            </w:r>
+            <w:r>
+              <w:t xml:space="preserve"> / P29 </w:t>
+            </w:r>
+            <w:r>
+              <w:rPr>
+                <w:rFonts w:hint="eastAsia"/>
+              </w:rPr>
+              <w:t xml:space="preserve">省钱账</w:t>
+            </w:r>
+            <w:r>
+              <w:t xml:space="preserve"> / P41 </w:t>
+            </w:r>
+            <w:r>
+              <w:rPr>
+                <w:rFonts w:hint="eastAsia"/>
+              </w:rPr>
+              <w:t xml:space="preserve">翻车案例</w:t>
+            </w:r>
+            <w:r>
               <w:t xml:space="preserve"> / P46 </w:t>
-            </w:r>
-            <w:r>
-              <w:rPr>
-                <w:rFonts w:hint="eastAsia"/>
-              </w:rPr>
-              <w:t xml:space="preserve">落地</w:t>
-            </w:r>
-            <w:r>
-              <w:t xml:space="preserve"> 90 </w:t>
-            </w:r>
-            <w:r>
-              <w:rPr>
-                <w:rFonts w:hint="eastAsia"/>
-              </w:rPr>
-              <w:t xml:space="preserve">天；v3.1/v3.2</w:t>
-            </w:r>
-            <w:r>
-              <w:t xml:space="preserve"> </w:t>
-            </w:r>
-            <w:r>
-              <w:rPr>
-                <w:rFonts w:hint="eastAsia"/>
-              </w:rPr>
-              <w:t xml:space="preserve">新增</w:t>
-            </w:r>
-            <w:r>
-              <w:t xml:space="preserve"> P2 </w:t>
-            </w:r>
-            <w:r>
-              <w:rPr>
-                <w:rFonts w:hint="eastAsia"/>
-              </w:rPr>
-              <w:t xml:space="preserve">名词速览</w:t>
-            </w:r>
-            <w:r>
-              <w:t xml:space="preserve"> / P29 </w:t>
-            </w:r>
-            <w:r>
-              <w:rPr>
-                <w:rFonts w:hint="eastAsia"/>
-              </w:rPr>
-              <w:t xml:space="preserve">省钱账</w:t>
-            </w:r>
-            <w:r>
-              <w:t xml:space="preserve"> / P41 </w:t>
-            </w:r>
-            <w:r>
-              <w:rPr>
-                <w:rFonts w:hint="eastAsia"/>
-              </w:rPr>
-              <w:t xml:space="preserve">翻车案例</w:t>
-            </w:r>
-            <w:r>
-              <w:t xml:space="preserve"> / P45 </w:t>
             </w:r>
             <w:r>
               <w:rPr>
@@ -1322,7 +1412,7 @@
               <w:t xml:space="preserve">现场演示逐字稿、企业五岗位适配速查、课前准备清单、三档课表</w:t>
             </w:r>
             <w:r>
-              <w:t xml:space="preserve"> 48 </w:t>
+              <w:t xml:space="preserve"> 49 </w:t>
             </w:r>
             <w:r>
               <w:rPr>
@@ -1597,7 +1687,7 @@
         <w:rPr>
           <w:rFonts w:hint="eastAsia"/>
         </w:rPr>
-        <w:t xml:space="preserve">条自查/三档课表），课表口径以《企业版_授课讲义》48</w:t>
+        <w:t xml:space="preserve">条自查/三档课表），课表口径以《企业版_授课讲义》49</w:t>
       </w:r>
       <w:r>
         <w:t xml:space="preserve"> </w:t>

--- a/企业AI培训_交付包/初级课程_完整交付包/README_目录说明.docx
+++ b/企业AI培训_交付包/初级课程_完整交付包/README_目录说明.docx
@@ -106,7 +106,7 @@
           <w:b/>
           <w:bCs/>
         </w:rPr>
-        <w:t xml:space="preserve">PPT 49 </w:t>
+        <w:t xml:space="preserve">PPT 51 </w:t>
       </w:r>
       <w:r>
         <w:rPr>
@@ -284,7 +284,7 @@
           <w:b/>
           <w:bCs/>
         </w:rPr>
-        <w:t xml:space="preserve">（49</w:t>
+        <w:t xml:space="preserve">（51</w:t>
       </w:r>
       <w:r>
         <w:rPr>
@@ -366,7 +366,7 @@
           <w:b/>
           <w:bCs/>
         </w:rPr>
-        <w:t xml:space="preserve"> / P27 </w:t>
+        <w:t xml:space="preserve"> / P28 </w:t>
       </w:r>
       <w:r>
         <w:rPr>
@@ -381,7 +381,7 @@
           <w:b/>
           <w:bCs/>
         </w:rPr>
-        <w:t xml:space="preserve"> / P28 </w:t>
+        <w:t xml:space="preserve"> / P29 </w:t>
       </w:r>
       <w:r>
         <w:rPr>
@@ -396,7 +396,7 @@
           <w:b/>
           <w:bCs/>
         </w:rPr>
-        <w:t xml:space="preserve"> / P47 </w:t>
+        <w:t xml:space="preserve"> / P49 </w:t>
       </w:r>
       <w:r>
         <w:rPr>
@@ -419,7 +419,7 @@
           <w:b/>
           <w:bCs/>
         </w:rPr>
-        <w:t xml:space="preserve">天），P26</w:t>
+        <w:t xml:space="preserve">天），P27</w:t>
       </w:r>
       <w:r>
         <w:rPr>
@@ -524,7 +524,7 @@
           <w:b/>
           <w:bCs/>
         </w:rPr>
-        <w:t xml:space="preserve">小白友好增强（44→49</w:t>
+        <w:t xml:space="preserve">小白友好增强（44→51</w:t>
       </w:r>
       <w:r>
         <w:rPr>
@@ -576,7 +576,7 @@
           <w:b/>
           <w:bCs/>
         </w:rPr>
-        <w:t xml:space="preserve"> + P29 </w:t>
+        <w:t xml:space="preserve"> + P30 </w:t>
       </w:r>
       <w:r>
         <w:rPr>
@@ -591,7 +591,7 @@
           <w:b/>
           <w:bCs/>
         </w:rPr>
-        <w:t xml:space="preserve"> + P41 </w:t>
+        <w:t xml:space="preserve"> + P42 </w:t>
       </w:r>
       <w:r>
         <w:rPr>
@@ -606,7 +606,7 @@
           <w:b/>
           <w:bCs/>
         </w:rPr>
-        <w:t xml:space="preserve"> + P46 </w:t>
+        <w:t xml:space="preserve"> + P48 </w:t>
       </w:r>
       <w:r>
         <w:rPr>
@@ -689,7 +689,7 @@
           <w:b/>
           <w:bCs/>
         </w:rPr>
-        <w:t xml:space="preserve">页）：P42「AI</w:t>
+        <w:t xml:space="preserve">页）：P43「AI</w:t>
       </w:r>
       <w:r>
         <w:rPr>
@@ -735,6 +735,118 @@
           <w:bCs/>
         </w:rPr>
         <w:t xml:space="preserve">不记得你」/「你的数据去哪了」</w:t>
+      </w:r>
+      <w:r>
+        <w:rPr>
+          <w:b/>
+          <w:bCs/>
+        </w:rPr>
+        <w:t xml:space="preserve"> </w:t>
+      </w:r>
+      <w:r>
+        <w:rPr>
+          <w:rFonts w:hint="eastAsia"/>
+          <w:b/>
+          <w:bCs/>
+        </w:rPr>
+        <w:t xml:space="preserve">｜</w:t>
+      </w:r>
+      <w:r>
+        <w:rPr>
+          <w:b/>
+          <w:bCs/>
+        </w:rPr>
+        <w:t xml:space="preserve"> </w:t>
+      </w:r>
+      <w:r>
+        <w:t xml:space="preserve">2026-09-04 v3.4 </w:t>
+      </w:r>
+      <w:r>
+        <w:rPr>
+          <w:rFonts w:hint="eastAsia"/>
+        </w:rPr>
+        <w:t xml:space="preserve">学以致用增强（49→51</w:t>
+      </w:r>
+      <w:r>
+        <w:t xml:space="preserve"> </w:t>
+      </w:r>
+      <w:r>
+        <w:rPr>
+          <w:rFonts w:hint="eastAsia"/>
+        </w:rPr>
+        <w:t xml:space="preserve">页）：P24「5</w:t>
+      </w:r>
+      <w:r>
+        <w:t xml:space="preserve"> </w:t>
+      </w:r>
+      <w:r>
+        <w:rPr>
+          <w:rFonts w:hint="eastAsia"/>
+        </w:rPr>
+        <w:t xml:space="preserve">个办公模板开干」（周报/纪要/数据速读/邮件/立项一页纸，现场填空练习）+</w:t>
+      </w:r>
+      <w:r>
+        <w:t xml:space="preserve"> </w:t>
+      </w:r>
+      <w:r>
+        <w:rPr>
+          <w:rFonts w:hint="eastAsia"/>
+        </w:rPr>
+        <w:t xml:space="preserve">P44「验证四步」（查数据/查关键/交叉/标注）+</w:t>
+      </w:r>
+      <w:r>
+        <w:t xml:space="preserve"> P2 </w:t>
+      </w:r>
+      <w:r>
+        <w:rPr>
+          <w:rFonts w:hint="eastAsia"/>
+        </w:rPr>
+        <w:t xml:space="preserve">名词速览重排</w:t>
+      </w:r>
+      <w:r>
+        <w:t xml:space="preserve"> 12 </w:t>
+      </w:r>
+      <w:r>
+        <w:rPr>
+          <w:rFonts w:hint="eastAsia"/>
+        </w:rPr>
+        <w:t xml:space="preserve">小卡</w:t>
+      </w:r>
+      <w:r>
+        <w:t xml:space="preserve"> + P43 </w:t>
+      </w:r>
+      <w:r>
+        <w:rPr>
+          <w:rFonts w:hint="eastAsia"/>
+        </w:rPr>
+        <w:t xml:space="preserve">重排</w:t>
+      </w:r>
+      <w:r>
+        <w:t xml:space="preserve"> 6 </w:t>
+      </w:r>
+      <w:r>
+        <w:rPr>
+          <w:rFonts w:hint="eastAsia"/>
+        </w:rPr>
+        <w:t xml:space="preserve">小卡（3</w:t>
+      </w:r>
+      <w:r>
+        <w:t xml:space="preserve"> </w:t>
+      </w:r>
+      <w:r>
+        <w:rPr>
+          <w:rFonts w:hint="eastAsia"/>
+        </w:rPr>
+        <w:t xml:space="preserve">骗局+3</w:t>
+      </w:r>
+      <w:r>
+        <w:t xml:space="preserve"> </w:t>
+      </w:r>
+      <w:r>
+        <w:rPr>
+          <w:rFonts w:hint="eastAsia"/>
+        </w:rPr>
+        <w:t xml:space="preserve">防线）****</w:t>
       </w:r>
       <w:r>
         <w:t xml:space="preserve"> </w:t>
@@ -1075,7 +1187,7 @@
               <w:t xml:space="preserve">.docx（企业版</w:t>
             </w:r>
             <w:r>
-              <w:t xml:space="preserve"> 49 </w:t>
+              <w:t xml:space="preserve"> 51 </w:t>
             </w:r>
             <w:r>
               <w:rPr>
@@ -1110,7 +1222,7 @@
               <w:t xml:space="preserve">章逐节讲什么、怎么讲（含三档课表</w:t>
             </w:r>
             <w:r>
-              <w:t xml:space="preserve"> 49 </w:t>
+              <w:t xml:space="preserve"> 51 </w:t>
             </w:r>
             <w:r>
               <w:rPr>
@@ -1162,7 +1274,7 @@
                 <w:b/>
                 <w:bCs/>
               </w:rPr>
-              <w:t xml:space="preserve">49 </w:t>
+              <w:t xml:space="preserve">51 </w:t>
             </w:r>
             <w:r>
               <w:rPr>
@@ -1251,7 +1363,7 @@
               <w:t xml:space="preserve">招</w:t>
             </w:r>
             <w:r>
-              <w:t xml:space="preserve"> / P27 </w:t>
+              <w:t xml:space="preserve"> / P28 </w:t>
             </w:r>
             <w:r>
               <w:rPr>
@@ -1260,7 +1372,7 @@
               <w:t xml:space="preserve">国外标杆</w:t>
             </w:r>
             <w:r>
-              <w:t xml:space="preserve"> / P28 </w:t>
+              <w:t xml:space="preserve"> / P29 </w:t>
             </w:r>
             <w:r>
               <w:rPr>
@@ -1269,7 +1381,7 @@
               <w:t xml:space="preserve">成本</w:t>
             </w:r>
             <w:r>
-              <w:t xml:space="preserve"> / P47 </w:t>
+              <w:t xml:space="preserve"> / P49 </w:t>
             </w:r>
             <w:r>
               <w:rPr>
@@ -1305,7 +1417,7 @@
               <w:t xml:space="preserve">名词速览</w:t>
             </w:r>
             <w:r>
-              <w:t xml:space="preserve"> / P29 </w:t>
+              <w:t xml:space="preserve"> / P30 </w:t>
             </w:r>
             <w:r>
               <w:rPr>
@@ -1314,7 +1426,7 @@
               <w:t xml:space="preserve">省钱账</w:t>
             </w:r>
             <w:r>
-              <w:t xml:space="preserve"> / P41 </w:t>
+              <w:t xml:space="preserve"> / P42 </w:t>
             </w:r>
             <w:r>
               <w:rPr>
@@ -1323,13 +1435,13 @@
               <w:t xml:space="preserve">翻车案例</w:t>
             </w:r>
             <w:r>
-              <w:t xml:space="preserve"> / P46 </w:t>
-            </w:r>
-            <w:r>
-              <w:rPr>
-                <w:rFonts w:hint="eastAsia"/>
-              </w:rPr>
-              <w:t xml:space="preserve">翻车演练；P26</w:t>
+              <w:t xml:space="preserve"> / P48 </w:t>
+            </w:r>
+            <w:r>
+              <w:rPr>
+                <w:rFonts w:hint="eastAsia"/>
+              </w:rPr>
+              <w:t xml:space="preserve">翻车演练；P27</w:t>
             </w:r>
             <w:r>
               <w:t xml:space="preserve"> </w:t>
@@ -1412,7 +1524,7 @@
               <w:t xml:space="preserve">现场演示逐字稿、企业五岗位适配速查、课前准备清单、三档课表</w:t>
             </w:r>
             <w:r>
-              <w:t xml:space="preserve"> 49 </w:t>
+              <w:t xml:space="preserve"> 51 </w:t>
             </w:r>
             <w:r>
               <w:rPr>
@@ -1687,7 +1799,7 @@
         <w:rPr>
           <w:rFonts w:hint="eastAsia"/>
         </w:rPr>
-        <w:t xml:space="preserve">条自查/三档课表），课表口径以《企业版_授课讲义》49</w:t>
+        <w:t xml:space="preserve">条自查/三档课表），课表口径以《企业版_授课讲义》51</w:t>
       </w:r>
       <w:r>
         <w:t xml:space="preserve"> </w:t>

--- a/企业AI培训_交付包/初级课程_完整交付包/README_目录说明.docx
+++ b/企业AI培训_交付包/初级课程_完整交付包/README_目录说明.docx
@@ -106,7 +106,7 @@
           <w:b/>
           <w:bCs/>
         </w:rPr>
-        <w:t xml:space="preserve">PPT 51 </w:t>
+        <w:t xml:space="preserve">PPT 52 </w:t>
       </w:r>
       <w:r>
         <w:rPr>
@@ -284,7 +284,7 @@
           <w:b/>
           <w:bCs/>
         </w:rPr>
-        <w:t xml:space="preserve">（51</w:t>
+        <w:t xml:space="preserve">（52</w:t>
       </w:r>
       <w:r>
         <w:rPr>
@@ -314,7 +314,7 @@
           <w:b/>
           <w:bCs/>
         </w:rPr>
-        <w:t xml:space="preserve">页（P16</w:t>
+        <w:t xml:space="preserve">页（P17</w:t>
       </w:r>
       <w:r>
         <w:rPr>
@@ -336,7 +336,7 @@
           <w:b/>
           <w:bCs/>
         </w:rPr>
-        <w:t xml:space="preserve"> / P17 MoE / P23 </w:t>
+        <w:t xml:space="preserve"> / P18 MoE / P24 </w:t>
       </w:r>
       <w:r>
         <w:rPr>
@@ -366,7 +366,7 @@
           <w:b/>
           <w:bCs/>
         </w:rPr>
-        <w:t xml:space="preserve"> / P28 </w:t>
+        <w:t xml:space="preserve"> / P29 </w:t>
       </w:r>
       <w:r>
         <w:rPr>
@@ -381,7 +381,7 @@
           <w:b/>
           <w:bCs/>
         </w:rPr>
-        <w:t xml:space="preserve"> / P29 </w:t>
+        <w:t xml:space="preserve"> / P30 </w:t>
       </w:r>
       <w:r>
         <w:rPr>
@@ -396,7 +396,7 @@
           <w:b/>
           <w:bCs/>
         </w:rPr>
-        <w:t xml:space="preserve"> / P49 </w:t>
+        <w:t xml:space="preserve"> / P50 </w:t>
       </w:r>
       <w:r>
         <w:rPr>
@@ -419,7 +419,7 @@
           <w:b/>
           <w:bCs/>
         </w:rPr>
-        <w:t xml:space="preserve">天），P27</w:t>
+        <w:t xml:space="preserve">天），P28</w:t>
       </w:r>
       <w:r>
         <w:rPr>
@@ -524,7 +524,7 @@
           <w:b/>
           <w:bCs/>
         </w:rPr>
-        <w:t xml:space="preserve">小白友好增强（44→51</w:t>
+        <w:t xml:space="preserve">小白友好增强（44→52</w:t>
       </w:r>
       <w:r>
         <w:rPr>
@@ -576,7 +576,7 @@
           <w:b/>
           <w:bCs/>
         </w:rPr>
-        <w:t xml:space="preserve"> + P30 </w:t>
+        <w:t xml:space="preserve"> + P31 </w:t>
       </w:r>
       <w:r>
         <w:rPr>
@@ -591,7 +591,7 @@
           <w:b/>
           <w:bCs/>
         </w:rPr>
-        <w:t xml:space="preserve"> + P42 </w:t>
+        <w:t xml:space="preserve"> + P43 </w:t>
       </w:r>
       <w:r>
         <w:rPr>
@@ -606,6 +606,310 @@
           <w:b/>
           <w:bCs/>
         </w:rPr>
+        <w:t xml:space="preserve"> + P49 </w:t>
+      </w:r>
+      <w:r>
+        <w:rPr>
+          <w:rFonts w:hint="eastAsia"/>
+          <w:b/>
+          <w:bCs/>
+        </w:rPr>
+        <w:t xml:space="preserve">翻车演练</w:t>
+      </w:r>
+      <w:r>
+        <w:rPr>
+          <w:b/>
+          <w:bCs/>
+        </w:rPr>
+        <w:t xml:space="preserve"> + </w:t>
+      </w:r>
+      <w:r>
+        <w:rPr>
+          <w:rFonts w:hint="eastAsia"/>
+          <w:b/>
+          <w:bCs/>
+        </w:rPr>
+        <w:t xml:space="preserve">提示词现场教学模板</w:t>
+      </w:r>
+      <w:r>
+        <w:rPr>
+          <w:b/>
+          <w:bCs/>
+        </w:rPr>
+        <w:t xml:space="preserve"> + </w:t>
+      </w:r>
+      <w:r>
+        <w:rPr>
+          <w:rFonts w:hint="eastAsia"/>
+          <w:b/>
+          <w:bCs/>
+        </w:rPr>
+        <w:t xml:space="preserve">课前小测与课后打卡单</w:t>
+      </w:r>
+      <w:r>
+        <w:rPr>
+          <w:b/>
+          <w:bCs/>
+        </w:rPr>
+        <w:t xml:space="preserve"> </w:t>
+      </w:r>
+      <w:r>
+        <w:rPr>
+          <w:rFonts w:hint="eastAsia"/>
+          <w:b/>
+          <w:bCs/>
+        </w:rPr>
+        <w:t xml:space="preserve">｜</w:t>
+      </w:r>
+      <w:r>
+        <w:rPr>
+          <w:b/>
+          <w:bCs/>
+        </w:rPr>
+        <w:t xml:space="preserve"> 2026-09-04 v3.3 </w:t>
+      </w:r>
+      <w:r>
+        <w:rPr>
+          <w:rFonts w:hint="eastAsia"/>
+          <w:b/>
+          <w:bCs/>
+        </w:rPr>
+        <w:t xml:space="preserve">小白必修补强（48→49</w:t>
+      </w:r>
+      <w:r>
+        <w:rPr>
+          <w:b/>
+          <w:bCs/>
+        </w:rPr>
+        <w:t xml:space="preserve"> </w:t>
+      </w:r>
+      <w:r>
+        <w:rPr>
+          <w:rFonts w:hint="eastAsia"/>
+          <w:b/>
+          <w:bCs/>
+        </w:rPr>
+        <w:t xml:space="preserve">页）：P44「AI</w:t>
+      </w:r>
+      <w:r>
+        <w:rPr>
+          <w:b/>
+          <w:bCs/>
+        </w:rPr>
+        <w:t xml:space="preserve"> </w:t>
+      </w:r>
+      <w:r>
+        <w:rPr>
+          <w:rFonts w:hint="eastAsia"/>
+          <w:b/>
+          <w:bCs/>
+        </w:rPr>
+        <w:t xml:space="preserve">诈骗防身」（换声/换脸/钓鱼信）+</w:t>
+      </w:r>
+      <w:r>
+        <w:rPr>
+          <w:b/>
+          <w:bCs/>
+        </w:rPr>
+        <w:t xml:space="preserve"> </w:t>
+      </w:r>
+      <w:r>
+        <w:rPr>
+          <w:rFonts w:hint="eastAsia"/>
+          <w:b/>
+          <w:bCs/>
+        </w:rPr>
+        <w:t xml:space="preserve">讲义补「AI</w:t>
+      </w:r>
+      <w:r>
+        <w:rPr>
+          <w:b/>
+          <w:bCs/>
+        </w:rPr>
+        <w:t xml:space="preserve"> </w:t>
+      </w:r>
+      <w:r>
+        <w:rPr>
+          <w:rFonts w:hint="eastAsia"/>
+          <w:b/>
+          <w:bCs/>
+        </w:rPr>
+        <w:t xml:space="preserve">不记得你」/「你的数据去哪了」</w:t>
+      </w:r>
+      <w:r>
+        <w:rPr>
+          <w:b/>
+          <w:bCs/>
+        </w:rPr>
+        <w:t xml:space="preserve"> </w:t>
+      </w:r>
+      <w:r>
+        <w:rPr>
+          <w:rFonts w:hint="eastAsia"/>
+          <w:b/>
+          <w:bCs/>
+        </w:rPr>
+        <w:t xml:space="preserve">｜</w:t>
+      </w:r>
+      <w:r>
+        <w:rPr>
+          <w:b/>
+          <w:bCs/>
+        </w:rPr>
+        <w:t xml:space="preserve"> </w:t>
+      </w:r>
+      <w:r>
+        <w:t xml:space="preserve">2026-09-04 v3.4 </w:t>
+      </w:r>
+      <w:r>
+        <w:rPr>
+          <w:rFonts w:hint="eastAsia"/>
+        </w:rPr>
+        <w:t xml:space="preserve">学以致用增强（49→52</w:t>
+      </w:r>
+      <w:r>
+        <w:t xml:space="preserve"> </w:t>
+      </w:r>
+      <w:r>
+        <w:rPr>
+          <w:rFonts w:hint="eastAsia"/>
+        </w:rPr>
+        <w:t xml:space="preserve">页）：P25「5</w:t>
+      </w:r>
+      <w:r>
+        <w:t xml:space="preserve"> </w:t>
+      </w:r>
+      <w:r>
+        <w:rPr>
+          <w:rFonts w:hint="eastAsia"/>
+        </w:rPr>
+        <w:t xml:space="preserve">个办公模板开干」（周报/纪要/数据速读/邮件/立项一页纸，现场填空练习）+</w:t>
+      </w:r>
+      <w:r>
+        <w:t xml:space="preserve"> </w:t>
+      </w:r>
+      <w:r>
+        <w:rPr>
+          <w:rFonts w:hint="eastAsia"/>
+        </w:rPr>
+        <w:t xml:space="preserve">P45「验证四步」（查数据/查关键/交叉/标注）+</w:t>
+      </w:r>
+      <w:r>
+        <w:t xml:space="preserve"> P2 </w:t>
+      </w:r>
+      <w:r>
+        <w:rPr>
+          <w:rFonts w:hint="eastAsia"/>
+        </w:rPr>
+        <w:t xml:space="preserve">名词速览重排</w:t>
+      </w:r>
+      <w:r>
+        <w:t xml:space="preserve"> 12 </w:t>
+      </w:r>
+      <w:r>
+        <w:rPr>
+          <w:rFonts w:hint="eastAsia"/>
+        </w:rPr>
+        <w:t xml:space="preserve">小卡</w:t>
+      </w:r>
+      <w:r>
+        <w:t xml:space="preserve"> + P44 </w:t>
+      </w:r>
+      <w:r>
+        <w:rPr>
+          <w:rFonts w:hint="eastAsia"/>
+        </w:rPr>
+        <w:t xml:space="preserve">重排</w:t>
+      </w:r>
+      <w:r>
+        <w:t xml:space="preserve"> 6 </w:t>
+      </w:r>
+      <w:r>
+        <w:rPr>
+          <w:rFonts w:hint="eastAsia"/>
+        </w:rPr>
+        <w:t xml:space="preserve">小卡（3</w:t>
+      </w:r>
+      <w:r>
+        <w:t xml:space="preserve"> </w:t>
+      </w:r>
+      <w:r>
+        <w:rPr>
+          <w:rFonts w:hint="eastAsia"/>
+        </w:rPr>
+        <w:t xml:space="preserve">骗局+3</w:t>
+      </w:r>
+      <w:r>
+        <w:t xml:space="preserve"> </w:t>
+      </w:r>
+      <w:r>
+        <w:rPr>
+          <w:rFonts w:hint="eastAsia"/>
+        </w:rPr>
+        <w:t xml:space="preserve">防线）</w:t>
+      </w:r>
+      <w:r>
+        <w:t xml:space="preserve"> </w:t>
+      </w:r>
+      <w:r>
+        <w:rPr>
+          <w:rFonts w:hint="eastAsia"/>
+        </w:rPr>
+        <w:t xml:space="preserve">｜</w:t>
+      </w:r>
+      <w:r>
+        <w:t xml:space="preserve"> </w:t>
+      </w:r>
+      <w:r>
+        <w:rPr>
+          <w:b/>
+          <w:bCs/>
+        </w:rPr>
+        <w:t xml:space="preserve">2026-09-04 v3.5 </w:t>
+      </w:r>
+      <w:r>
+        <w:rPr>
+          <w:rFonts w:hint="eastAsia"/>
+          <w:b/>
+          <w:bCs/>
+        </w:rPr>
+        <w:t xml:space="preserve">全量修复+小白增强（51→52</w:t>
+      </w:r>
+      <w:r>
+        <w:rPr>
+          <w:b/>
+          <w:bCs/>
+        </w:rPr>
+        <w:t xml:space="preserve"> </w:t>
+      </w:r>
+      <w:r>
+        <w:rPr>
+          <w:rFonts w:hint="eastAsia"/>
+          <w:b/>
+          <w:bCs/>
+        </w:rPr>
+        <w:t xml:space="preserve">页）：全</w:t>
+      </w:r>
+      <w:r>
+        <w:rPr>
+          <w:b/>
+          <w:bCs/>
+        </w:rPr>
+        <w:t xml:space="preserve"> deck </w:t>
+      </w:r>
+      <w:r>
+        <w:rPr>
+          <w:rFonts w:hint="eastAsia"/>
+          <w:b/>
+          <w:bCs/>
+        </w:rPr>
+        <w:t xml:space="preserve">文字溢出修复</w:t>
+      </w:r>
+      <w:r>
+        <w:rPr>
+          <w:b/>
+          <w:bCs/>
+        </w:rPr>
         <w:t xml:space="preserve"> + P48 </w:t>
       </w:r>
       <w:r>
@@ -614,7 +918,37 @@
           <w:b/>
           <w:bCs/>
         </w:rPr>
-        <w:t xml:space="preserve">翻车演练</w:t>
+        <w:t xml:space="preserve">破损图修复</w:t>
+      </w:r>
+      <w:r>
+        <w:rPr>
+          <w:b/>
+          <w:bCs/>
+        </w:rPr>
+        <w:t xml:space="preserve"> + P2 </w:t>
+      </w:r>
+      <w:r>
+        <w:rPr>
+          <w:rFonts w:hint="eastAsia"/>
+          <w:b/>
+          <w:bCs/>
+        </w:rPr>
+        <w:t xml:space="preserve">名词速览扩至</w:t>
+      </w:r>
+      <w:r>
+        <w:rPr>
+          <w:b/>
+          <w:bCs/>
+        </w:rPr>
+        <w:t xml:space="preserve"> 20 </w:t>
+      </w:r>
+      <w:r>
+        <w:rPr>
+          <w:rFonts w:hint="eastAsia"/>
+          <w:b/>
+          <w:bCs/>
+        </w:rPr>
+        <w:t xml:space="preserve">词全覆盖</w:t>
       </w:r>
       <w:r>
         <w:rPr>
@@ -629,224 +963,40 @@
           <w:b/>
           <w:bCs/>
         </w:rPr>
-        <w:t xml:space="preserve">提示词现场教学模板</w:t>
-      </w:r>
-      <w:r>
-        <w:rPr>
-          <w:b/>
-          <w:bCs/>
-        </w:rPr>
-        <w:t xml:space="preserve"> + </w:t>
-      </w:r>
-      <w:r>
-        <w:rPr>
-          <w:rFonts w:hint="eastAsia"/>
-          <w:b/>
-          <w:bCs/>
-        </w:rPr>
-        <w:t xml:space="preserve">课前小测与课后打卡单</w:t>
-      </w:r>
-      <w:r>
-        <w:rPr>
-          <w:b/>
-          <w:bCs/>
-        </w:rPr>
-        <w:t xml:space="preserve"> </w:t>
-      </w:r>
-      <w:r>
-        <w:rPr>
-          <w:rFonts w:hint="eastAsia"/>
-          <w:b/>
-          <w:bCs/>
-        </w:rPr>
-        <w:t xml:space="preserve">｜</w:t>
-      </w:r>
-      <w:r>
-        <w:rPr>
-          <w:b/>
-          <w:bCs/>
-        </w:rPr>
-        <w:t xml:space="preserve"> 2026-09-04 v3.3 </w:t>
-      </w:r>
-      <w:r>
-        <w:rPr>
-          <w:rFonts w:hint="eastAsia"/>
-          <w:b/>
-          <w:bCs/>
-        </w:rPr>
-        <w:t xml:space="preserve">小白必修补强（48→49</w:t>
-      </w:r>
-      <w:r>
-        <w:rPr>
-          <w:b/>
-          <w:bCs/>
-        </w:rPr>
-        <w:t xml:space="preserve"> </w:t>
-      </w:r>
-      <w:r>
-        <w:rPr>
-          <w:rFonts w:hint="eastAsia"/>
-          <w:b/>
-          <w:bCs/>
-        </w:rPr>
-        <w:t xml:space="preserve">页）：P43「AI</w:t>
-      </w:r>
-      <w:r>
-        <w:rPr>
-          <w:b/>
-          <w:bCs/>
-        </w:rPr>
-        <w:t xml:space="preserve"> </w:t>
-      </w:r>
-      <w:r>
-        <w:rPr>
-          <w:rFonts w:hint="eastAsia"/>
-          <w:b/>
-          <w:bCs/>
-        </w:rPr>
-        <w:t xml:space="preserve">诈骗防身」（换声/换脸/钓鱼信）+</w:t>
-      </w:r>
-      <w:r>
-        <w:rPr>
-          <w:b/>
-          <w:bCs/>
-        </w:rPr>
-        <w:t xml:space="preserve"> </w:t>
-      </w:r>
-      <w:r>
-        <w:rPr>
-          <w:rFonts w:hint="eastAsia"/>
-          <w:b/>
-          <w:bCs/>
-        </w:rPr>
-        <w:t xml:space="preserve">讲义补「AI</w:t>
-      </w:r>
-      <w:r>
-        <w:rPr>
-          <w:b/>
-          <w:bCs/>
-        </w:rPr>
-        <w:t xml:space="preserve"> </w:t>
-      </w:r>
-      <w:r>
-        <w:rPr>
-          <w:rFonts w:hint="eastAsia"/>
-          <w:b/>
-          <w:bCs/>
-        </w:rPr>
-        <w:t xml:space="preserve">不记得你」/「你的数据去哪了」</w:t>
-      </w:r>
-      <w:r>
-        <w:rPr>
-          <w:b/>
-          <w:bCs/>
-        </w:rPr>
-        <w:t xml:space="preserve"> </w:t>
-      </w:r>
-      <w:r>
-        <w:rPr>
-          <w:rFonts w:hint="eastAsia"/>
-          <w:b/>
-          <w:bCs/>
-        </w:rPr>
-        <w:t xml:space="preserve">｜</w:t>
-      </w:r>
-      <w:r>
-        <w:rPr>
-          <w:b/>
-          <w:bCs/>
-        </w:rPr>
-        <w:t xml:space="preserve"> </w:t>
-      </w:r>
-      <w:r>
-        <w:t xml:space="preserve">2026-09-04 v3.4 </w:t>
-      </w:r>
-      <w:r>
-        <w:rPr>
-          <w:rFonts w:hint="eastAsia"/>
-        </w:rPr>
-        <w:t xml:space="preserve">学以致用增强（49→51</w:t>
-      </w:r>
-      <w:r>
-        <w:t xml:space="preserve"> </w:t>
-      </w:r>
-      <w:r>
-        <w:rPr>
-          <w:rFonts w:hint="eastAsia"/>
-        </w:rPr>
-        <w:t xml:space="preserve">页）：P24「5</w:t>
-      </w:r>
-      <w:r>
-        <w:t xml:space="preserve"> </w:t>
-      </w:r>
-      <w:r>
-        <w:rPr>
-          <w:rFonts w:hint="eastAsia"/>
-        </w:rPr>
-        <w:t xml:space="preserve">个办公模板开干」（周报/纪要/数据速读/邮件/立项一页纸，现场填空练习）+</w:t>
-      </w:r>
-      <w:r>
-        <w:t xml:space="preserve"> </w:t>
-      </w:r>
-      <w:r>
-        <w:rPr>
-          <w:rFonts w:hint="eastAsia"/>
-        </w:rPr>
-        <w:t xml:space="preserve">P44「验证四步」（查数据/查关键/交叉/标注）+</w:t>
-      </w:r>
-      <w:r>
-        <w:t xml:space="preserve"> P2 </w:t>
-      </w:r>
-      <w:r>
-        <w:rPr>
-          <w:rFonts w:hint="eastAsia"/>
-        </w:rPr>
-        <w:t xml:space="preserve">名词速览重排</w:t>
-      </w:r>
-      <w:r>
-        <w:t xml:space="preserve"> 12 </w:t>
-      </w:r>
-      <w:r>
-        <w:rPr>
-          <w:rFonts w:hint="eastAsia"/>
-        </w:rPr>
-        <w:t xml:space="preserve">小卡</w:t>
-      </w:r>
-      <w:r>
-        <w:t xml:space="preserve"> + P43 </w:t>
-      </w:r>
-      <w:r>
-        <w:rPr>
-          <w:rFonts w:hint="eastAsia"/>
-        </w:rPr>
-        <w:t xml:space="preserve">重排</w:t>
-      </w:r>
-      <w:r>
-        <w:t xml:space="preserve"> 6 </w:t>
-      </w:r>
-      <w:r>
-        <w:rPr>
-          <w:rFonts w:hint="eastAsia"/>
-        </w:rPr>
-        <w:t xml:space="preserve">小卡（3</w:t>
-      </w:r>
-      <w:r>
-        <w:t xml:space="preserve"> </w:t>
-      </w:r>
-      <w:r>
-        <w:rPr>
-          <w:rFonts w:hint="eastAsia"/>
-        </w:rPr>
-        <w:t xml:space="preserve">骗局+3</w:t>
-      </w:r>
-      <w:r>
-        <w:t xml:space="preserve"> </w:t>
-      </w:r>
-      <w:r>
-        <w:rPr>
-          <w:rFonts w:hint="eastAsia"/>
-        </w:rPr>
-        <w:t xml:space="preserve">防线）****</w:t>
+        <w:t xml:space="preserve">新</w:t>
+      </w:r>
+      <w:r>
+        <w:rPr>
+          <w:b/>
+          <w:bCs/>
+        </w:rPr>
+        <w:t xml:space="preserve"> </w:t>
+      </w:r>
+      <w:r>
+        <w:rPr>
+          <w:rFonts w:hint="eastAsia"/>
+          <w:b/>
+          <w:bCs/>
+        </w:rPr>
+        <w:t xml:space="preserve">P11「理解大模型</w:t>
+      </w:r>
+      <w:r>
+        <w:rPr>
+          <w:b/>
+          <w:bCs/>
+        </w:rPr>
+        <w:t xml:space="preserve"> 5 </w:t>
+      </w:r>
+      <w:r>
+        <w:rPr>
+          <w:rFonts w:hint="eastAsia"/>
+          <w:b/>
+          <w:bCs/>
+        </w:rPr>
+        <w:t xml:space="preserve">步从浅到深」（纯小白视角）</w:t>
+      </w:r>
+      <w:r>
+        <w:t xml:space="preserve">****</w:t>
       </w:r>
       <w:r>
         <w:t xml:space="preserve"> </w:t>
@@ -1187,7 +1337,7 @@
               <w:t xml:space="preserve">.docx（企业版</w:t>
             </w:r>
             <w:r>
-              <w:t xml:space="preserve"> 51 </w:t>
+              <w:t xml:space="preserve"> 52 </w:t>
             </w:r>
             <w:r>
               <w:rPr>
@@ -1222,7 +1372,7 @@
               <w:t xml:space="preserve">章逐节讲什么、怎么讲（含三档课表</w:t>
             </w:r>
             <w:r>
-              <w:t xml:space="preserve"> 51 </w:t>
+              <w:t xml:space="preserve"> 52 </w:t>
             </w:r>
             <w:r>
               <w:rPr>
@@ -1274,7 +1424,7 @@
                 <w:b/>
                 <w:bCs/>
               </w:rPr>
-              <w:t xml:space="preserve">51 </w:t>
+              <w:t xml:space="preserve">52 </w:t>
             </w:r>
             <w:r>
               <w:rPr>
@@ -1336,7 +1486,7 @@
               <w:t xml:space="preserve">新增</w:t>
             </w:r>
             <w:r>
-              <w:t xml:space="preserve"> P16 </w:t>
+              <w:t xml:space="preserve"> P17 </w:t>
             </w:r>
             <w:r>
               <w:rPr>
@@ -1345,7 +1495,7 @@
               <w:t xml:space="preserve">参数</w:t>
             </w:r>
             <w:r>
-              <w:t xml:space="preserve"> / P17 MoE / P23 </w:t>
+              <w:t xml:space="preserve"> / P18 MoE / P24 </w:t>
             </w:r>
             <w:r>
               <w:rPr>
@@ -1363,7 +1513,7 @@
               <w:t xml:space="preserve">招</w:t>
             </w:r>
             <w:r>
-              <w:t xml:space="preserve"> / P28 </w:t>
+              <w:t xml:space="preserve"> / P29 </w:t>
             </w:r>
             <w:r>
               <w:rPr>
@@ -1372,7 +1522,7 @@
               <w:t xml:space="preserve">国外标杆</w:t>
             </w:r>
             <w:r>
-              <w:t xml:space="preserve"> / P29 </w:t>
+              <w:t xml:space="preserve"> / P30 </w:t>
             </w:r>
             <w:r>
               <w:rPr>
@@ -1381,67 +1531,67 @@
               <w:t xml:space="preserve">成本</w:t>
             </w:r>
             <w:r>
+              <w:t xml:space="preserve"> / P50 </w:t>
+            </w:r>
+            <w:r>
+              <w:rPr>
+                <w:rFonts w:hint="eastAsia"/>
+              </w:rPr>
+              <w:t xml:space="preserve">落地</w:t>
+            </w:r>
+            <w:r>
+              <w:t xml:space="preserve"> 90 </w:t>
+            </w:r>
+            <w:r>
+              <w:rPr>
+                <w:rFonts w:hint="eastAsia"/>
+              </w:rPr>
+              <w:t xml:space="preserve">天；v3.1/v3.2</w:t>
+            </w:r>
+            <w:r>
+              <w:t xml:space="preserve"> </w:t>
+            </w:r>
+            <w:r>
+              <w:rPr>
+                <w:rFonts w:hint="eastAsia"/>
+              </w:rPr>
+              <w:t xml:space="preserve">新增</w:t>
+            </w:r>
+            <w:r>
+              <w:t xml:space="preserve"> P2 </w:t>
+            </w:r>
+            <w:r>
+              <w:rPr>
+                <w:rFonts w:hint="eastAsia"/>
+              </w:rPr>
+              <w:t xml:space="preserve">名词速览</w:t>
+            </w:r>
+            <w:r>
+              <w:t xml:space="preserve"> / P31 </w:t>
+            </w:r>
+            <w:r>
+              <w:rPr>
+                <w:rFonts w:hint="eastAsia"/>
+              </w:rPr>
+              <w:t xml:space="preserve">省钱账</w:t>
+            </w:r>
+            <w:r>
+              <w:t xml:space="preserve"> / P43 </w:t>
+            </w:r>
+            <w:r>
+              <w:rPr>
+                <w:rFonts w:hint="eastAsia"/>
+              </w:rPr>
+              <w:t xml:space="preserve">翻车案例</w:t>
+            </w:r>
+            <w:r>
               <w:t xml:space="preserve"> / P49 </w:t>
             </w:r>
             <w:r>
               <w:rPr>
                 <w:rFonts w:hint="eastAsia"/>
               </w:rPr>
-              <w:t xml:space="preserve">落地</w:t>
-            </w:r>
-            <w:r>
-              <w:t xml:space="preserve"> 90 </w:t>
-            </w:r>
-            <w:r>
-              <w:rPr>
-                <w:rFonts w:hint="eastAsia"/>
-              </w:rPr>
-              <w:t xml:space="preserve">天；v3.1/v3.2</w:t>
-            </w:r>
-            <w:r>
-              <w:t xml:space="preserve"> </w:t>
-            </w:r>
-            <w:r>
-              <w:rPr>
-                <w:rFonts w:hint="eastAsia"/>
-              </w:rPr>
-              <w:t xml:space="preserve">新增</w:t>
-            </w:r>
-            <w:r>
-              <w:t xml:space="preserve"> P2 </w:t>
-            </w:r>
-            <w:r>
-              <w:rPr>
-                <w:rFonts w:hint="eastAsia"/>
-              </w:rPr>
-              <w:t xml:space="preserve">名词速览</w:t>
-            </w:r>
-            <w:r>
-              <w:t xml:space="preserve"> / P30 </w:t>
-            </w:r>
-            <w:r>
-              <w:rPr>
-                <w:rFonts w:hint="eastAsia"/>
-              </w:rPr>
-              <w:t xml:space="preserve">省钱账</w:t>
-            </w:r>
-            <w:r>
-              <w:t xml:space="preserve"> / P42 </w:t>
-            </w:r>
-            <w:r>
-              <w:rPr>
-                <w:rFonts w:hint="eastAsia"/>
-              </w:rPr>
-              <w:t xml:space="preserve">翻车案例</w:t>
-            </w:r>
-            <w:r>
-              <w:t xml:space="preserve"> / P48 </w:t>
-            </w:r>
-            <w:r>
-              <w:rPr>
-                <w:rFonts w:hint="eastAsia"/>
-              </w:rPr>
-              <w:t xml:space="preserve">翻车演练；P27</w:t>
+              <w:t xml:space="preserve">翻车演练；P28</w:t>
             </w:r>
             <w:r>
               <w:t xml:space="preserve"> </w:t>
@@ -1524,7 +1674,7 @@
               <w:t xml:space="preserve">现场演示逐字稿、企业五岗位适配速查、课前准备清单、三档课表</w:t>
             </w:r>
             <w:r>
-              <w:t xml:space="preserve"> 51 </w:t>
+              <w:t xml:space="preserve"> 52 </w:t>
             </w:r>
             <w:r>
               <w:rPr>
@@ -1799,7 +1949,7 @@
         <w:rPr>
           <w:rFonts w:hint="eastAsia"/>
         </w:rPr>
-        <w:t xml:space="preserve">条自查/三档课表），课表口径以《企业版_授课讲义》51</w:t>
+        <w:t xml:space="preserve">条自查/三档课表），课表口径以《企业版_授课讲义》52</w:t>
       </w:r>
       <w:r>
         <w:t xml:space="preserve"> </w:t>

--- a/企业AI培训_交付包/初级课程_完整交付包/README_目录说明.docx
+++ b/企业AI培训_交付包/初级课程_完整交付包/README_目录说明.docx
@@ -106,7 +106,7 @@
           <w:b/>
           <w:bCs/>
         </w:rPr>
-        <w:t xml:space="preserve">PPT 52 </w:t>
+        <w:t xml:space="preserve">PPT 53 </w:t>
       </w:r>
       <w:r>
         <w:rPr>
@@ -996,7 +996,188 @@
         <w:t xml:space="preserve">步从浅到深」（纯小白视角）</w:t>
       </w:r>
       <w:r>
-        <w:t xml:space="preserve">****</w:t>
+        <w:rPr>
+          <w:b/>
+          <w:bCs/>
+        </w:rPr>
+        <w:t xml:space="preserve"> </w:t>
+      </w:r>
+      <w:r>
+        <w:rPr>
+          <w:rFonts w:hint="eastAsia"/>
+          <w:b/>
+          <w:bCs/>
+        </w:rPr>
+        <w:t xml:space="preserve">｜</w:t>
+      </w:r>
+      <w:r>
+        <w:rPr>
+          <w:b/>
+          <w:bCs/>
+        </w:rPr>
+        <w:t xml:space="preserve"> </w:t>
+      </w:r>
+      <w:r>
+        <w:t xml:space="preserve">2026-09-05 v3.6 </w:t>
+      </w:r>
+      <w:r>
+        <w:rPr>
+          <w:rFonts w:hint="eastAsia"/>
+        </w:rPr>
+        <w:t xml:space="preserve">小白动手闭环（52→53</w:t>
+      </w:r>
+      <w:r>
+        <w:t xml:space="preserve"> </w:t>
+      </w:r>
+      <w:r>
+        <w:rPr>
+          <w:rFonts w:hint="eastAsia"/>
+        </w:rPr>
+        <w:t xml:space="preserve">页）：新</w:t>
+      </w:r>
+      <w:r>
+        <w:t xml:space="preserve"> </w:t>
+      </w:r>
+      <w:r>
+        <w:rPr>
+          <w:rFonts w:hint="eastAsia"/>
+        </w:rPr>
+        <w:t xml:space="preserve">P33「你的前</w:t>
+      </w:r>
+      <w:r>
+        <w:t xml:space="preserve"> 3 </w:t>
+      </w:r>
+      <w:r>
+        <w:rPr>
+          <w:rFonts w:hint="eastAsia"/>
+        </w:rPr>
+        <w:t xml:space="preserve">句话」（第一次交互逐字脚本）+</w:t>
+      </w:r>
+      <w:r>
+        <w:t xml:space="preserve"> P2 </w:t>
+      </w:r>
+      <w:r>
+        <w:rPr>
+          <w:rFonts w:hint="eastAsia"/>
+        </w:rPr>
+        <w:t xml:space="preserve">名词</w:t>
+      </w:r>
+      <w:r>
+        <w:t xml:space="preserve"> 22 </w:t>
+      </w:r>
+      <w:r>
+        <w:rPr>
+          <w:rFonts w:hint="eastAsia"/>
+        </w:rPr>
+        <w:t xml:space="preserve">词（加脱敏/子</w:t>
+      </w:r>
+      <w:r>
+        <w:t xml:space="preserve"> </w:t>
+      </w:r>
+      <w:r>
+        <w:rPr>
+          <w:rFonts w:hint="eastAsia"/>
+        </w:rPr>
+        <w:t xml:space="preserve">Agent）+</w:t>
+      </w:r>
+      <w:r>
+        <w:t xml:space="preserve"> </w:t>
+      </w:r>
+      <w:r>
+        <w:rPr>
+          <w:rFonts w:hint="eastAsia"/>
+        </w:rPr>
+        <w:t xml:space="preserve">P16「它不记得你」+</w:t>
+      </w:r>
+      <w:r>
+        <w:t xml:space="preserve"> </w:t>
+      </w:r>
+      <w:r>
+        <w:rPr>
+          <w:rFonts w:hint="eastAsia"/>
+        </w:rPr>
+        <w:t xml:space="preserve">P23「改稿</w:t>
+      </w:r>
+      <w:r>
+        <w:t xml:space="preserve"> 5 </w:t>
+      </w:r>
+      <w:r>
+        <w:rPr>
+          <w:rFonts w:hint="eastAsia"/>
+        </w:rPr>
+        <w:t xml:space="preserve">句话」+</w:t>
+      </w:r>
+      <w:r>
+        <w:t xml:space="preserve"> P50 </w:t>
+      </w:r>
+      <w:r>
+        <w:rPr>
+          <w:rFonts w:hint="eastAsia"/>
+        </w:rPr>
+        <w:t xml:space="preserve">失望谷/Week1</w:t>
+      </w:r>
+      <w:r>
+        <w:t xml:space="preserve"> + </w:t>
+      </w:r>
+      <w:r>
+        <w:rPr>
+          <w:rFonts w:hint="eastAsia"/>
+        </w:rPr>
+        <w:t xml:space="preserve">去重</w:t>
+      </w:r>
+      <w:r>
+        <w:t xml:space="preserve"> 7 </w:t>
+      </w:r>
+      <w:r>
+        <w:rPr>
+          <w:rFonts w:hint="eastAsia"/>
+        </w:rPr>
+        <w:t xml:space="preserve">处</w:t>
+      </w:r>
+      <w:r>
+        <w:t xml:space="preserve"> P25 </w:t>
+      </w:r>
+      <w:r>
+        <w:rPr>
+          <w:rFonts w:hint="eastAsia"/>
+        </w:rPr>
+        <w:t xml:space="preserve">练习只留第</w:t>
+      </w:r>
+      <w:r>
+        <w:t xml:space="preserve"> 4 </w:t>
+      </w:r>
+      <w:r>
+        <w:rPr>
+          <w:rFonts w:hint="eastAsia"/>
+        </w:rPr>
+        <w:t xml:space="preserve">章</w:t>
+      </w:r>
+      <w:r>
+        <w:t xml:space="preserve"> + </w:t>
+      </w:r>
+      <w:r>
+        <w:rPr>
+          <w:rFonts w:hint="eastAsia"/>
+        </w:rPr>
+        <w:t xml:space="preserve">修</w:t>
+      </w:r>
+      <w:r>
+        <w:t xml:space="preserve"> 5 </w:t>
+      </w:r>
+      <w:r>
+        <w:rPr>
+          <w:rFonts w:hint="eastAsia"/>
+        </w:rPr>
+        <w:t xml:space="preserve">处破损图（P19/P32/P37/P49/P51</w:t>
+      </w:r>
+      <w:r>
+        <w:t xml:space="preserve"> </w:t>
+      </w:r>
+      <w:r>
+        <w:rPr>
+          <w:rFonts w:hint="eastAsia"/>
+        </w:rPr>
+        <w:t xml:space="preserve">孤儿图）******</w:t>
       </w:r>
       <w:r>
         <w:t xml:space="preserve"> </w:t>
@@ -1337,7 +1518,7 @@
               <w:t xml:space="preserve">.docx（企业版</w:t>
             </w:r>
             <w:r>
-              <w:t xml:space="preserve"> 52 </w:t>
+              <w:t xml:space="preserve"> 53 </w:t>
             </w:r>
             <w:r>
               <w:rPr>
@@ -1372,7 +1553,7 @@
               <w:t xml:space="preserve">章逐节讲什么、怎么讲（含三档课表</w:t>
             </w:r>
             <w:r>
-              <w:t xml:space="preserve"> 52 </w:t>
+              <w:t xml:space="preserve"> 53 </w:t>
             </w:r>
             <w:r>
               <w:rPr>
@@ -1424,7 +1605,7 @@
                 <w:b/>
                 <w:bCs/>
               </w:rPr>
-              <w:t xml:space="preserve">52 </w:t>
+              <w:t xml:space="preserve">53 </w:t>
             </w:r>
             <w:r>
               <w:rPr>
@@ -1454,7 +1635,7 @@
                 <w:b/>
                 <w:bCs/>
               </w:rPr>
-              <w:t xml:space="preserve"> v3.2</w:t>
+              <w:t xml:space="preserve"> v3.6</w:t>
             </w:r>
             <w:r>
               <w:rPr>
@@ -1653,7 +1834,16 @@
               <w:rPr>
                 <w:rFonts w:hint="eastAsia"/>
               </w:rPr>
-              <w:t xml:space="preserve">讲师逐章逐字稿（623</w:t>
+              <w:t xml:space="preserve">讲师逐章逐字稿（含「你的前</w:t>
+            </w:r>
+            <w:r>
+              <w:t xml:space="preserve"> 3 </w:t>
+            </w:r>
+            <w:r>
+              <w:rPr>
+                <w:rFonts w:hint="eastAsia"/>
+              </w:rPr>
+              <w:t xml:space="preserve">句话」带打脚本、WorkBuddy</w:t>
             </w:r>
             <w:r>
               <w:t xml:space="preserve"> </w:t>
@@ -1662,19 +1852,10 @@
               <w:rPr>
                 <w:rFonts w:hint="eastAsia"/>
               </w:rPr>
-              <w:t xml:space="preserve">行，含</w:t>
-            </w:r>
-            <w:r>
-              <w:t xml:space="preserve"> WorkBuddy </w:t>
-            </w:r>
-            <w:r>
-              <w:rPr>
-                <w:rFonts w:hint="eastAsia"/>
-              </w:rPr>
               <w:t xml:space="preserve">现场演示逐字稿、企业五岗位适配速查、课前准备清单、三档课表</w:t>
             </w:r>
             <w:r>
-              <w:t xml:space="preserve"> 52 </w:t>
+              <w:t xml:space="preserve"> 53 </w:t>
             </w:r>
             <w:r>
               <w:rPr>
@@ -1949,7 +2130,7 @@
         <w:rPr>
           <w:rFonts w:hint="eastAsia"/>
         </w:rPr>
-        <w:t xml:space="preserve">条自查/三档课表），课表口径以《企业版_授课讲义》52</w:t>
+        <w:t xml:space="preserve">条自查/三档课表），课表口径以《企业版_授课讲义》53</w:t>
       </w:r>
       <w:r>
         <w:t xml:space="preserve"> </w:t>
